--- a/rapports/2026-06-06/EQ8/EQ8_enq1_v2/DR_071202010032/34-89-40-97.docx
+++ b/rapports/2026-06-06/EQ8/EQ8_enq1_v2/DR_071202010032/34-89-40-97.docx
@@ -297,7 +297,7 @@
           <w:color w:val="1F6FEB"/>
           <w:sz w:val="22"/>
         </w:rPr>
-        <w:t>⚠ INCOHÉRENCES À CORRIGER (137)</w:t>
+        <w:t>⚠ INCOHÉRENCES À CORRIGER (131)</w:t>
       </w:r>
     </w:p>
     <w:tbl>
@@ -1565,7 +1565,7 @@
                 <w:i w:val="0"/>
                 <w:sz w:val="17"/>
               </w:rPr>
-              <w:t>Incohérence!!! seulement les écoles gouvermentales paient les cotisations (Gouvernement, communauté, ONG ou organisation humanitaire).</w:t>
+              <w:t>Incohérent!! Le niveau d'instruction déclaré par l'un des enfants () au niveau de la section 1 de Marie madellene BASSENE diffère de celui donné par Marie madellene BASSENE lui-même qui affirme ne pas avoir frequenté l'école formelle.</w:t>
             </w:r>
           </w:p>
         </w:tc>
@@ -1624,7 +1624,7 @@
                 <w:color w:val="16A34A"/>
                 <w:sz w:val="16"/>
               </w:rPr>
-              <w:t>—</w:t>
+              <w:t>s01q32, s01q36, s01q38, s04q37_modif, s02q33, s02q34, s01q00b</w:t>
             </w:r>
           </w:p>
         </w:tc>
@@ -1655,7 +1655,7 @@
                 <w:i w:val="0"/>
                 <w:sz w:val="17"/>
               </w:rPr>
-              <w:t>Incohérence!!! seulement les écoles privées paient les frais de scolarité (y compris les frais d'inscription).</w:t>
+              <w:t>Peu probable!!! Vu l'âge (14 ans) de EVELYNE YOLANDE COLY ou l'année à laquelle EVELYNE YOLANDE COLY a fréquenté l'école pour la dernière fois (.) le dernier diplome de EVELYNE YOLANDE COLY ne peut être le Certificat d'études primaires (CEP), prière de corriger cette incohérence ou confirmer avec le QG.</w:t>
             </w:r>
           </w:p>
         </w:tc>
@@ -1778,6 +1778,1536 @@
                 <w:i w:val="0"/>
                 <w:sz w:val="16"/>
               </w:rPr>
+              <w:t>S03</w:t>
+              <w:br/>
+            </w:r>
+            <w:r>
+              <w:rPr>
+                <w:b w:val="0"/>
+                <w:i w:val="0"/>
+                <w:color w:val="64748B"/>
+                <w:sz w:val="14"/>
+              </w:rPr>
+              <w:t>Santé</w:t>
+            </w:r>
+          </w:p>
+        </w:tc>
+        <w:tc>
+          <w:tcPr>
+            <w:tcW w:type="dxa" w:w="1531"/>
+          </w:tcPr>
+          <w:p>
+            <w:r>
+              <w:rPr>
+                <w:b/>
+                <w:i w:val="0"/>
+                <w:color w:val="16A34A"/>
+                <w:sz w:val="16"/>
+              </w:rPr>
+              <w:t>—</w:t>
+            </w:r>
+          </w:p>
+        </w:tc>
+        <w:tc>
+          <w:tcPr>
+            <w:tcW w:type="dxa" w:w="1191"/>
+          </w:tcPr>
+          <w:p>
+            <w:r>
+              <w:rPr>
+                <w:b w:val="0"/>
+                <w:i w:val="0"/>
+                <w:color w:val="64748B"/>
+                <w:sz w:val="16"/>
+              </w:rPr>
+              <w:t>GT-CQ</w:t>
+            </w:r>
+          </w:p>
+        </w:tc>
+        <w:tc>
+          <w:tcPr>
+            <w:tcW w:type="dxa" w:w="4706"/>
+          </w:tcPr>
+          <w:p>
+            <w:r>
+              <w:rPr>
+                <w:b w:val="0"/>
+                <w:i w:val="0"/>
+                <w:sz w:val="17"/>
+              </w:rPr>
+              <w:t>Avertissement!!! La distance parcourue (10 Km ou plus) et le temps (De 15 à moins de 30 mn) donné par HAISSYL JEAN CHARLES SEMOU semble incoherent pour accéder au lieu de la consultation.</w:t>
+            </w:r>
+          </w:p>
+        </w:tc>
+      </w:tr>
+      <w:tr>
+        <w:tc>
+          <w:tcPr>
+            <w:tcW w:type="dxa" w:w="964"/>
+          </w:tcPr>
+          <w:p>
+            <w:r>
+              <w:rPr>
+                <w:b/>
+                <w:i w:val="0"/>
+                <w:color w:val="EA580C"/>
+                <w:sz w:val="16"/>
+              </w:rPr>
+              <w:t>Moyenne</w:t>
+            </w:r>
+          </w:p>
+        </w:tc>
+        <w:tc>
+          <w:tcPr>
+            <w:tcW w:type="dxa" w:w="1247"/>
+          </w:tcPr>
+          <w:p>
+            <w:r>
+              <w:rPr>
+                <w:b/>
+                <w:i w:val="0"/>
+                <w:sz w:val="16"/>
+              </w:rPr>
+              <w:t>S00</w:t>
+              <w:br/>
+            </w:r>
+            <w:r>
+              <w:rPr>
+                <w:b w:val="0"/>
+                <w:i w:val="0"/>
+                <w:color w:val="64748B"/>
+                <w:sz w:val="14"/>
+              </w:rPr>
+              <w:t>Identification</w:t>
+            </w:r>
+          </w:p>
+        </w:tc>
+        <w:tc>
+          <w:tcPr>
+            <w:tcW w:type="dxa" w:w="1531"/>
+          </w:tcPr>
+          <w:p>
+            <w:r>
+              <w:rPr>
+                <w:b/>
+                <w:i w:val="0"/>
+                <w:color w:val="16A34A"/>
+                <w:sz w:val="16"/>
+              </w:rPr>
+              <w:t>s00q07a, s00q08, s00q10, s00q13_0, s00q15_0, s00q17_0, s00q23a, s00q23b</w:t>
+            </w:r>
+          </w:p>
+        </w:tc>
+        <w:tc>
+          <w:tcPr>
+            <w:tcW w:type="dxa" w:w="1191"/>
+          </w:tcPr>
+          <w:p>
+            <w:r>
+              <w:rPr>
+                <w:b w:val="0"/>
+                <w:i w:val="0"/>
+                <w:color w:val="64748B"/>
+                <w:sz w:val="16"/>
+              </w:rPr>
+              <w:t>GT-CQ</w:t>
+            </w:r>
+          </w:p>
+        </w:tc>
+        <w:tc>
+          <w:tcPr>
+            <w:tcW w:type="dxa" w:w="4706"/>
+          </w:tcPr>
+          <w:p>
+            <w:r>
+              <w:rPr>
+                <w:b w:val="0"/>
+                <w:i w:val="0"/>
+                <w:sz w:val="17"/>
+              </w:rPr>
+              <w:t>Le questionnaire est completé mais il reste certainnes infomations du ménage à faire dans la section 0, prière de renseigner ces informations.</w:t>
+            </w:r>
+          </w:p>
+        </w:tc>
+      </w:tr>
+      <w:tr>
+        <w:tc>
+          <w:tcPr>
+            <w:tcW w:type="dxa" w:w="964"/>
+          </w:tcPr>
+          <w:p>
+            <w:r>
+              <w:rPr>
+                <w:b/>
+                <w:i w:val="0"/>
+                <w:color w:val="EA580C"/>
+                <w:sz w:val="16"/>
+              </w:rPr>
+              <w:t>Moyenne</w:t>
+            </w:r>
+          </w:p>
+        </w:tc>
+        <w:tc>
+          <w:tcPr>
+            <w:tcW w:type="dxa" w:w="1247"/>
+          </w:tcPr>
+          <w:p>
+            <w:r>
+              <w:rPr>
+                <w:b/>
+                <w:i w:val="0"/>
+                <w:sz w:val="16"/>
+              </w:rPr>
+              <w:t>S00</w:t>
+              <w:br/>
+            </w:r>
+            <w:r>
+              <w:rPr>
+                <w:b w:val="0"/>
+                <w:i w:val="0"/>
+                <w:color w:val="64748B"/>
+                <w:sz w:val="14"/>
+              </w:rPr>
+              <w:t>Identification</w:t>
+            </w:r>
+          </w:p>
+        </w:tc>
+        <w:tc>
+          <w:tcPr>
+            <w:tcW w:type="dxa" w:w="1531"/>
+          </w:tcPr>
+          <w:p>
+            <w:r>
+              <w:rPr>
+                <w:b/>
+                <w:i w:val="0"/>
+                <w:color w:val="16A34A"/>
+                <w:sz w:val="16"/>
+              </w:rPr>
+              <w:t>s00q07a, s00q08, s00q10, s00q13_0, s00q15_0, s00q17_0, s00q23a, s00q23b</w:t>
+            </w:r>
+          </w:p>
+        </w:tc>
+        <w:tc>
+          <w:tcPr>
+            <w:tcW w:type="dxa" w:w="1191"/>
+          </w:tcPr>
+          <w:p>
+            <w:r>
+              <w:rPr>
+                <w:b w:val="0"/>
+                <w:i w:val="0"/>
+                <w:color w:val="64748B"/>
+                <w:sz w:val="16"/>
+              </w:rPr>
+              <w:t>GT-CQ</w:t>
+            </w:r>
+          </w:p>
+        </w:tc>
+        <w:tc>
+          <w:tcPr>
+            <w:tcW w:type="dxa" w:w="4706"/>
+          </w:tcPr>
+          <w:p>
+            <w:r>
+              <w:rPr>
+                <w:b w:val="0"/>
+                <w:i w:val="0"/>
+                <w:sz w:val="17"/>
+              </w:rPr>
+              <w:t>Prière de renseigner toutes les informations du ménage dans la section 0 avant d'entamer les autres informations.</w:t>
+            </w:r>
+          </w:p>
+        </w:tc>
+      </w:tr>
+      <w:tr>
+        <w:tc>
+          <w:tcPr>
+            <w:tcW w:type="dxa" w:w="964"/>
+          </w:tcPr>
+          <w:p>
+            <w:r>
+              <w:rPr>
+                <w:b/>
+                <w:i w:val="0"/>
+                <w:color w:val="EA580C"/>
+                <w:sz w:val="16"/>
+              </w:rPr>
+              <w:t>Moyenne</w:t>
+            </w:r>
+          </w:p>
+        </w:tc>
+        <w:tc>
+          <w:tcPr>
+            <w:tcW w:type="dxa" w:w="1247"/>
+          </w:tcPr>
+          <w:p>
+            <w:r>
+              <w:rPr>
+                <w:b/>
+                <w:i w:val="0"/>
+                <w:sz w:val="16"/>
+              </w:rPr>
+              <w:t>S00</w:t>
+              <w:br/>
+            </w:r>
+            <w:r>
+              <w:rPr>
+                <w:b w:val="0"/>
+                <w:i w:val="0"/>
+                <w:color w:val="64748B"/>
+                <w:sz w:val="14"/>
+              </w:rPr>
+              <w:t>Identification</w:t>
+            </w:r>
+          </w:p>
+        </w:tc>
+        <w:tc>
+          <w:tcPr>
+            <w:tcW w:type="dxa" w:w="1531"/>
+          </w:tcPr>
+          <w:p>
+            <w:r>
+              <w:rPr>
+                <w:b/>
+                <w:i w:val="0"/>
+                <w:color w:val="16A34A"/>
+                <w:sz w:val="16"/>
+              </w:rPr>
+              <w:t>s00q27</w:t>
+            </w:r>
+          </w:p>
+        </w:tc>
+        <w:tc>
+          <w:tcPr>
+            <w:tcW w:type="dxa" w:w="1191"/>
+          </w:tcPr>
+          <w:p>
+            <w:r>
+              <w:rPr>
+                <w:b w:val="0"/>
+                <w:i w:val="0"/>
+                <w:color w:val="64748B"/>
+                <w:sz w:val="16"/>
+              </w:rPr>
+              <w:t>GT-CQ</w:t>
+            </w:r>
+          </w:p>
+        </w:tc>
+        <w:tc>
+          <w:tcPr>
+            <w:tcW w:type="dxa" w:w="4706"/>
+          </w:tcPr>
+          <w:p>
+            <w:r>
+              <w:rPr>
+                <w:b w:val="0"/>
+                <w:i w:val="0"/>
+                <w:sz w:val="17"/>
+              </w:rPr>
+              <w:t>Le questionnaire semble ne pas être complètement fini mais le questionnaire est en statut complet, prière de compléter le questionnaire.</w:t>
+            </w:r>
+          </w:p>
+        </w:tc>
+      </w:tr>
+      <w:tr>
+        <w:tc>
+          <w:tcPr>
+            <w:tcW w:type="dxa" w:w="964"/>
+          </w:tcPr>
+          <w:p>
+            <w:r>
+              <w:rPr>
+                <w:b/>
+                <w:i w:val="0"/>
+                <w:color w:val="EA580C"/>
+                <w:sz w:val="16"/>
+              </w:rPr>
+              <w:t>Moyenne</w:t>
+            </w:r>
+          </w:p>
+        </w:tc>
+        <w:tc>
+          <w:tcPr>
+            <w:tcW w:type="dxa" w:w="1247"/>
+          </w:tcPr>
+          <w:p>
+            <w:r>
+              <w:rPr>
+                <w:b/>
+                <w:i w:val="0"/>
+                <w:sz w:val="16"/>
+              </w:rPr>
+              <w:t>S00</w:t>
+              <w:br/>
+            </w:r>
+            <w:r>
+              <w:rPr>
+                <w:b w:val="0"/>
+                <w:i w:val="0"/>
+                <w:color w:val="64748B"/>
+                <w:sz w:val="14"/>
+              </w:rPr>
+              <w:t>Identification</w:t>
+            </w:r>
+          </w:p>
+        </w:tc>
+        <w:tc>
+          <w:tcPr>
+            <w:tcW w:type="dxa" w:w="1531"/>
+          </w:tcPr>
+          <w:p>
+            <w:r>
+              <w:rPr>
+                <w:b/>
+                <w:i w:val="0"/>
+                <w:color w:val="16A34A"/>
+                <w:sz w:val="16"/>
+              </w:rPr>
+              <w:t>—</w:t>
+            </w:r>
+          </w:p>
+        </w:tc>
+        <w:tc>
+          <w:tcPr>
+            <w:tcW w:type="dxa" w:w="1191"/>
+          </w:tcPr>
+          <w:p>
+            <w:r>
+              <w:rPr>
+                <w:b w:val="0"/>
+                <w:i w:val="0"/>
+                <w:color w:val="64748B"/>
+                <w:sz w:val="16"/>
+              </w:rPr>
+              <w:t>GT-CQ</w:t>
+            </w:r>
+          </w:p>
+        </w:tc>
+        <w:tc>
+          <w:tcPr>
+            <w:tcW w:type="dxa" w:w="4706"/>
+          </w:tcPr>
+          <w:p>
+            <w:r>
+              <w:rPr>
+                <w:b w:val="0"/>
+                <w:i w:val="0"/>
+                <w:sz w:val="17"/>
+              </w:rPr>
+              <w:t>Il est obligatoire de prendre les coordonnées Gps avant d'administrer le questionnaire.</w:t>
+            </w:r>
+          </w:p>
+        </w:tc>
+      </w:tr>
+      <w:tr>
+        <w:tc>
+          <w:tcPr>
+            <w:tcW w:type="dxa" w:w="964"/>
+          </w:tcPr>
+          <w:p>
+            <w:r>
+              <w:rPr>
+                <w:b/>
+                <w:i w:val="0"/>
+                <w:color w:val="EA580C"/>
+                <w:sz w:val="16"/>
+              </w:rPr>
+              <w:t>Moyenne</w:t>
+            </w:r>
+          </w:p>
+        </w:tc>
+        <w:tc>
+          <w:tcPr>
+            <w:tcW w:type="dxa" w:w="1247"/>
+          </w:tcPr>
+          <w:p>
+            <w:r>
+              <w:rPr>
+                <w:b/>
+                <w:i w:val="0"/>
+                <w:sz w:val="16"/>
+              </w:rPr>
+              <w:t>S00</w:t>
+              <w:br/>
+            </w:r>
+            <w:r>
+              <w:rPr>
+                <w:b w:val="0"/>
+                <w:i w:val="0"/>
+                <w:color w:val="64748B"/>
+                <w:sz w:val="14"/>
+              </w:rPr>
+              <w:t>Identification</w:t>
+            </w:r>
+          </w:p>
+        </w:tc>
+        <w:tc>
+          <w:tcPr>
+            <w:tcW w:type="dxa" w:w="1531"/>
+          </w:tcPr>
+          <w:p>
+            <w:r>
+              <w:rPr>
+                <w:b/>
+                <w:i w:val="0"/>
+                <w:color w:val="16A34A"/>
+                <w:sz w:val="16"/>
+              </w:rPr>
+              <w:t>—</w:t>
+            </w:r>
+          </w:p>
+        </w:tc>
+        <w:tc>
+          <w:tcPr>
+            <w:tcW w:type="dxa" w:w="1191"/>
+          </w:tcPr>
+          <w:p>
+            <w:r>
+              <w:rPr>
+                <w:b w:val="0"/>
+                <w:i w:val="0"/>
+                <w:color w:val="64748B"/>
+                <w:sz w:val="16"/>
+              </w:rPr>
+              <w:t>GT-CQ</w:t>
+            </w:r>
+          </w:p>
+        </w:tc>
+        <w:tc>
+          <w:tcPr>
+            <w:tcW w:type="dxa" w:w="4706"/>
+          </w:tcPr>
+          <w:p>
+            <w:r>
+              <w:rPr>
+                <w:b w:val="0"/>
+                <w:i w:val="0"/>
+                <w:sz w:val="17"/>
+              </w:rPr>
+              <w:t>Prière de prendre les coordonnées GPS.</w:t>
+            </w:r>
+          </w:p>
+        </w:tc>
+      </w:tr>
+      <w:tr>
+        <w:tc>
+          <w:tcPr>
+            <w:tcW w:type="dxa" w:w="964"/>
+          </w:tcPr>
+          <w:p>
+            <w:r>
+              <w:rPr>
+                <w:b/>
+                <w:i w:val="0"/>
+                <w:color w:val="EA580C"/>
+                <w:sz w:val="16"/>
+              </w:rPr>
+              <w:t>Moyenne</w:t>
+            </w:r>
+          </w:p>
+        </w:tc>
+        <w:tc>
+          <w:tcPr>
+            <w:tcW w:type="dxa" w:w="1247"/>
+          </w:tcPr>
+          <w:p>
+            <w:r>
+              <w:rPr>
+                <w:b/>
+                <w:i w:val="0"/>
+                <w:sz w:val="16"/>
+              </w:rPr>
+              <w:t>S00</w:t>
+              <w:br/>
+            </w:r>
+            <w:r>
+              <w:rPr>
+                <w:b w:val="0"/>
+                <w:i w:val="0"/>
+                <w:color w:val="64748B"/>
+                <w:sz w:val="14"/>
+              </w:rPr>
+              <w:t>Identification</w:t>
+            </w:r>
+          </w:p>
+        </w:tc>
+        <w:tc>
+          <w:tcPr>
+            <w:tcW w:type="dxa" w:w="1531"/>
+          </w:tcPr>
+          <w:p>
+            <w:r>
+              <w:rPr>
+                <w:b/>
+                <w:i w:val="0"/>
+                <w:color w:val="16A34A"/>
+                <w:sz w:val="16"/>
+              </w:rPr>
+              <w:t>s00q12a, s00q12b</w:t>
+            </w:r>
+          </w:p>
+        </w:tc>
+        <w:tc>
+          <w:tcPr>
+            <w:tcW w:type="dxa" w:w="1191"/>
+          </w:tcPr>
+          <w:p>
+            <w:r>
+              <w:rPr>
+                <w:b w:val="0"/>
+                <w:i w:val="0"/>
+                <w:color w:val="64748B"/>
+                <w:sz w:val="16"/>
+              </w:rPr>
+              <w:t>GT-CQ</w:t>
+            </w:r>
+          </w:p>
+        </w:tc>
+        <w:tc>
+          <w:tcPr>
+            <w:tcW w:type="dxa" w:w="4706"/>
+          </w:tcPr>
+          <w:p>
+            <w:r>
+              <w:rPr>
+                <w:b w:val="0"/>
+                <w:i w:val="0"/>
+                <w:sz w:val="17"/>
+              </w:rPr>
+              <w:t>Attention! Veillez bien renseigner le deuxième numero du chef de ménage(0.12b).</w:t>
+            </w:r>
+          </w:p>
+        </w:tc>
+      </w:tr>
+      <w:tr>
+        <w:tc>
+          <w:tcPr>
+            <w:tcW w:type="dxa" w:w="964"/>
+          </w:tcPr>
+          <w:p>
+            <w:r>
+              <w:rPr>
+                <w:b/>
+                <w:i w:val="0"/>
+                <w:color w:val="EA580C"/>
+                <w:sz w:val="16"/>
+              </w:rPr>
+              <w:t>Moyenne</w:t>
+            </w:r>
+          </w:p>
+        </w:tc>
+        <w:tc>
+          <w:tcPr>
+            <w:tcW w:type="dxa" w:w="1247"/>
+          </w:tcPr>
+          <w:p>
+            <w:r>
+              <w:rPr>
+                <w:b/>
+                <w:i w:val="0"/>
+                <w:sz w:val="16"/>
+              </w:rPr>
+              <w:t>S01</w:t>
+              <w:br/>
+            </w:r>
+            <w:r>
+              <w:rPr>
+                <w:b w:val="0"/>
+                <w:i w:val="0"/>
+                <w:color w:val="64748B"/>
+                <w:sz w:val="14"/>
+              </w:rPr>
+              <w:t>Démographie</w:t>
+            </w:r>
+          </w:p>
+        </w:tc>
+        <w:tc>
+          <w:tcPr>
+            <w:tcW w:type="dxa" w:w="1531"/>
+          </w:tcPr>
+          <w:p>
+            <w:r>
+              <w:rPr>
+                <w:b/>
+                <w:i w:val="0"/>
+                <w:color w:val="16A34A"/>
+                <w:sz w:val="16"/>
+              </w:rPr>
+              <w:t>—</w:t>
+            </w:r>
+          </w:p>
+        </w:tc>
+        <w:tc>
+          <w:tcPr>
+            <w:tcW w:type="dxa" w:w="1191"/>
+          </w:tcPr>
+          <w:p>
+            <w:r>
+              <w:rPr>
+                <w:b w:val="0"/>
+                <w:i w:val="0"/>
+                <w:color w:val="64748B"/>
+                <w:sz w:val="16"/>
+              </w:rPr>
+              <w:t>GT-CQ</w:t>
+            </w:r>
+          </w:p>
+        </w:tc>
+        <w:tc>
+          <w:tcPr>
+            <w:tcW w:type="dxa" w:w="4706"/>
+          </w:tcPr>
+          <w:p>
+            <w:r>
+              <w:rPr>
+                <w:b w:val="0"/>
+                <w:i w:val="0"/>
+                <w:sz w:val="17"/>
+              </w:rPr>
+              <w:t>Prière de verifier l'information donnée par EVELYNE YOLANDE COLY ou corriger au niveau de la section 1.</w:t>
+            </w:r>
+          </w:p>
+        </w:tc>
+      </w:tr>
+      <w:tr>
+        <w:tc>
+          <w:tcPr>
+            <w:tcW w:type="dxa" w:w="964"/>
+          </w:tcPr>
+          <w:p>
+            <w:r>
+              <w:rPr>
+                <w:b/>
+                <w:i w:val="0"/>
+                <w:color w:val="EA580C"/>
+                <w:sz w:val="16"/>
+              </w:rPr>
+              <w:t>Moyenne</w:t>
+            </w:r>
+          </w:p>
+        </w:tc>
+        <w:tc>
+          <w:tcPr>
+            <w:tcW w:type="dxa" w:w="1247"/>
+          </w:tcPr>
+          <w:p>
+            <w:r>
+              <w:rPr>
+                <w:b/>
+                <w:i w:val="0"/>
+                <w:sz w:val="16"/>
+              </w:rPr>
+              <w:t>S01</w:t>
+              <w:br/>
+            </w:r>
+            <w:r>
+              <w:rPr>
+                <w:b w:val="0"/>
+                <w:i w:val="0"/>
+                <w:color w:val="64748B"/>
+                <w:sz w:val="14"/>
+              </w:rPr>
+              <w:t>Démographie</w:t>
+            </w:r>
+          </w:p>
+        </w:tc>
+        <w:tc>
+          <w:tcPr>
+            <w:tcW w:type="dxa" w:w="1531"/>
+          </w:tcPr>
+          <w:p>
+            <w:r>
+              <w:rPr>
+                <w:b/>
+                <w:i w:val="0"/>
+                <w:color w:val="16A34A"/>
+                <w:sz w:val="16"/>
+              </w:rPr>
+              <w:t>—</w:t>
+            </w:r>
+          </w:p>
+        </w:tc>
+        <w:tc>
+          <w:tcPr>
+            <w:tcW w:type="dxa" w:w="1191"/>
+          </w:tcPr>
+          <w:p>
+            <w:r>
+              <w:rPr>
+                <w:b w:val="0"/>
+                <w:i w:val="0"/>
+                <w:color w:val="64748B"/>
+                <w:sz w:val="16"/>
+              </w:rPr>
+              <w:t>GT-CQ</w:t>
+            </w:r>
+          </w:p>
+        </w:tc>
+        <w:tc>
+          <w:tcPr>
+            <w:tcW w:type="dxa" w:w="4706"/>
+          </w:tcPr>
+          <w:p>
+            <w:r>
+              <w:rPr>
+                <w:b w:val="0"/>
+                <w:i w:val="0"/>
+                <w:sz w:val="17"/>
+              </w:rPr>
+              <w:t>Prière de verifier l'information donnée par HAISSYL JEAN CHARLES SEMOU ou corriger au niveau de la section 1.</w:t>
+            </w:r>
+          </w:p>
+        </w:tc>
+      </w:tr>
+      <w:tr>
+        <w:tc>
+          <w:tcPr>
+            <w:tcW w:type="dxa" w:w="964"/>
+          </w:tcPr>
+          <w:p>
+            <w:r>
+              <w:rPr>
+                <w:b/>
+                <w:i w:val="0"/>
+                <w:color w:val="EA580C"/>
+                <w:sz w:val="16"/>
+              </w:rPr>
+              <w:t>Moyenne</w:t>
+            </w:r>
+          </w:p>
+        </w:tc>
+        <w:tc>
+          <w:tcPr>
+            <w:tcW w:type="dxa" w:w="1247"/>
+          </w:tcPr>
+          <w:p>
+            <w:r>
+              <w:rPr>
+                <w:b/>
+                <w:i w:val="0"/>
+                <w:sz w:val="16"/>
+              </w:rPr>
+              <w:t>S01</w:t>
+              <w:br/>
+            </w:r>
+            <w:r>
+              <w:rPr>
+                <w:b w:val="0"/>
+                <w:i w:val="0"/>
+                <w:color w:val="64748B"/>
+                <w:sz w:val="14"/>
+              </w:rPr>
+              <w:t>Démographie</w:t>
+            </w:r>
+          </w:p>
+        </w:tc>
+        <w:tc>
+          <w:tcPr>
+            <w:tcW w:type="dxa" w:w="1531"/>
+          </w:tcPr>
+          <w:p>
+            <w:r>
+              <w:rPr>
+                <w:b/>
+                <w:i w:val="0"/>
+                <w:color w:val="16A34A"/>
+                <w:sz w:val="16"/>
+              </w:rPr>
+              <w:t>—</w:t>
+            </w:r>
+          </w:p>
+        </w:tc>
+        <w:tc>
+          <w:tcPr>
+            <w:tcW w:type="dxa" w:w="1191"/>
+          </w:tcPr>
+          <w:p>
+            <w:r>
+              <w:rPr>
+                <w:b w:val="0"/>
+                <w:i w:val="0"/>
+                <w:color w:val="64748B"/>
+                <w:sz w:val="16"/>
+              </w:rPr>
+              <w:t>GT-CQ</w:t>
+            </w:r>
+          </w:p>
+        </w:tc>
+        <w:tc>
+          <w:tcPr>
+            <w:tcW w:type="dxa" w:w="4706"/>
+          </w:tcPr>
+          <w:p>
+            <w:r>
+              <w:rPr>
+                <w:b w:val="0"/>
+                <w:i w:val="0"/>
+                <w:sz w:val="17"/>
+              </w:rPr>
+              <w:t>Prière de verifier l'information donnée par Jacques  Bakary SARR ou corriger au niveau de la section 1.</w:t>
+            </w:r>
+          </w:p>
+        </w:tc>
+      </w:tr>
+      <w:tr>
+        <w:tc>
+          <w:tcPr>
+            <w:tcW w:type="dxa" w:w="964"/>
+          </w:tcPr>
+          <w:p>
+            <w:r>
+              <w:rPr>
+                <w:b/>
+                <w:i w:val="0"/>
+                <w:color w:val="EA580C"/>
+                <w:sz w:val="16"/>
+              </w:rPr>
+              <w:t>Moyenne</w:t>
+            </w:r>
+          </w:p>
+        </w:tc>
+        <w:tc>
+          <w:tcPr>
+            <w:tcW w:type="dxa" w:w="1247"/>
+          </w:tcPr>
+          <w:p>
+            <w:r>
+              <w:rPr>
+                <w:b/>
+                <w:i w:val="0"/>
+                <w:sz w:val="16"/>
+              </w:rPr>
+              <w:t>S01</w:t>
+              <w:br/>
+            </w:r>
+            <w:r>
+              <w:rPr>
+                <w:b w:val="0"/>
+                <w:i w:val="0"/>
+                <w:color w:val="64748B"/>
+                <w:sz w:val="14"/>
+              </w:rPr>
+              <w:t>Démographie</w:t>
+            </w:r>
+          </w:p>
+        </w:tc>
+        <w:tc>
+          <w:tcPr>
+            <w:tcW w:type="dxa" w:w="1531"/>
+          </w:tcPr>
+          <w:p>
+            <w:r>
+              <w:rPr>
+                <w:b/>
+                <w:i w:val="0"/>
+                <w:color w:val="16A34A"/>
+                <w:sz w:val="16"/>
+              </w:rPr>
+              <w:t>—</w:t>
+            </w:r>
+          </w:p>
+        </w:tc>
+        <w:tc>
+          <w:tcPr>
+            <w:tcW w:type="dxa" w:w="1191"/>
+          </w:tcPr>
+          <w:p>
+            <w:r>
+              <w:rPr>
+                <w:b w:val="0"/>
+                <w:i w:val="0"/>
+                <w:color w:val="64748B"/>
+                <w:sz w:val="16"/>
+              </w:rPr>
+              <w:t>GT-CQ</w:t>
+            </w:r>
+          </w:p>
+        </w:tc>
+        <w:tc>
+          <w:tcPr>
+            <w:tcW w:type="dxa" w:w="4706"/>
+          </w:tcPr>
+          <w:p>
+            <w:r>
+              <w:rPr>
+                <w:b w:val="0"/>
+                <w:i w:val="0"/>
+                <w:sz w:val="17"/>
+              </w:rPr>
+              <w:t>Prière de verifier l'information donnée par pierre Denis SARR ou corriger au niveau de la section 1.</w:t>
+            </w:r>
+          </w:p>
+        </w:tc>
+      </w:tr>
+      <w:tr>
+        <w:tc>
+          <w:tcPr>
+            <w:tcW w:type="dxa" w:w="964"/>
+          </w:tcPr>
+          <w:p>
+            <w:r>
+              <w:rPr>
+                <w:b/>
+                <w:i w:val="0"/>
+                <w:color w:val="EA580C"/>
+                <w:sz w:val="16"/>
+              </w:rPr>
+              <w:t>Moyenne</w:t>
+            </w:r>
+          </w:p>
+        </w:tc>
+        <w:tc>
+          <w:tcPr>
+            <w:tcW w:type="dxa" w:w="1247"/>
+          </w:tcPr>
+          <w:p>
+            <w:r>
+              <w:rPr>
+                <w:b/>
+                <w:i w:val="0"/>
+                <w:sz w:val="16"/>
+              </w:rPr>
+              <w:t>S01</w:t>
+              <w:br/>
+            </w:r>
+            <w:r>
+              <w:rPr>
+                <w:b w:val="0"/>
+                <w:i w:val="0"/>
+                <w:color w:val="64748B"/>
+                <w:sz w:val="14"/>
+              </w:rPr>
+              <w:t>Démographie</w:t>
+            </w:r>
+          </w:p>
+        </w:tc>
+        <w:tc>
+          <w:tcPr>
+            <w:tcW w:type="dxa" w:w="1531"/>
+          </w:tcPr>
+          <w:p>
+            <w:r>
+              <w:rPr>
+                <w:b/>
+                <w:i w:val="0"/>
+                <w:color w:val="16A34A"/>
+                <w:sz w:val="16"/>
+              </w:rPr>
+              <w:t>s01q23, s01q00b, s01q23_autre</w:t>
+            </w:r>
+          </w:p>
+        </w:tc>
+        <w:tc>
+          <w:tcPr>
+            <w:tcW w:type="dxa" w:w="1191"/>
+          </w:tcPr>
+          <w:p>
+            <w:r>
+              <w:rPr>
+                <w:b w:val="0"/>
+                <w:i w:val="0"/>
+                <w:color w:val="64748B"/>
+                <w:sz w:val="16"/>
+              </w:rPr>
+              <w:t>GT-CQ</w:t>
+            </w:r>
+          </w:p>
+        </w:tc>
+        <w:tc>
+          <w:tcPr>
+            <w:tcW w:type="dxa" w:w="4706"/>
+          </w:tcPr>
+          <w:p>
+            <w:r>
+              <w:rPr>
+                <w:b w:val="0"/>
+                <w:i w:val="0"/>
+                <w:sz w:val="17"/>
+              </w:rPr>
+              <w:t>La raison principale pour laquelle que Djiby sonko est venu vivre dans cette localité est menuiserie et semble exister dans les modalités, prière de prendre attache avec le QG pour plus d'explication afin de la classer bien.</w:t>
+            </w:r>
+          </w:p>
+        </w:tc>
+      </w:tr>
+      <w:tr>
+        <w:tc>
+          <w:tcPr>
+            <w:tcW w:type="dxa" w:w="964"/>
+          </w:tcPr>
+          <w:p>
+            <w:r>
+              <w:rPr>
+                <w:b/>
+                <w:i w:val="0"/>
+                <w:color w:val="EA580C"/>
+                <w:sz w:val="16"/>
+              </w:rPr>
+              <w:t>Moyenne</w:t>
+            </w:r>
+          </w:p>
+        </w:tc>
+        <w:tc>
+          <w:tcPr>
+            <w:tcW w:type="dxa" w:w="1247"/>
+          </w:tcPr>
+          <w:p>
+            <w:r>
+              <w:rPr>
+                <w:b/>
+                <w:i w:val="0"/>
+                <w:sz w:val="16"/>
+              </w:rPr>
+              <w:t>S01</w:t>
+              <w:br/>
+            </w:r>
+            <w:r>
+              <w:rPr>
+                <w:b w:val="0"/>
+                <w:i w:val="0"/>
+                <w:color w:val="64748B"/>
+                <w:sz w:val="14"/>
+              </w:rPr>
+              <w:t>Démographie</w:t>
+            </w:r>
+          </w:p>
+        </w:tc>
+        <w:tc>
+          <w:tcPr>
+            <w:tcW w:type="dxa" w:w="1531"/>
+          </w:tcPr>
+          <w:p>
+            <w:r>
+              <w:rPr>
+                <w:b/>
+                <w:i w:val="0"/>
+                <w:color w:val="16A34A"/>
+                <w:sz w:val="16"/>
+              </w:rPr>
+              <w:t>s01q23, s01q00b, s01q23_autre</w:t>
+            </w:r>
+          </w:p>
+        </w:tc>
+        <w:tc>
+          <w:tcPr>
+            <w:tcW w:type="dxa" w:w="1191"/>
+          </w:tcPr>
+          <w:p>
+            <w:r>
+              <w:rPr>
+                <w:b w:val="0"/>
+                <w:i w:val="0"/>
+                <w:color w:val="64748B"/>
+                <w:sz w:val="16"/>
+              </w:rPr>
+              <w:t>GT-CQ</w:t>
+            </w:r>
+          </w:p>
+        </w:tc>
+        <w:tc>
+          <w:tcPr>
+            <w:tcW w:type="dxa" w:w="4706"/>
+          </w:tcPr>
+          <w:p>
+            <w:r>
+              <w:rPr>
+                <w:b w:val="0"/>
+                <w:i w:val="0"/>
+                <w:sz w:val="17"/>
+              </w:rPr>
+              <w:t>La raison principale pour laquelle que MACOUARA SARR est venu vivre dans cette localité est formation et semble exister dans les modalités, prière de prendre attache avec le QG pour plus d'explication afin de la classer bien.</w:t>
+            </w:r>
+          </w:p>
+        </w:tc>
+      </w:tr>
+      <w:tr>
+        <w:tc>
+          <w:tcPr>
+            <w:tcW w:type="dxa" w:w="964"/>
+          </w:tcPr>
+          <w:p>
+            <w:r>
+              <w:rPr>
+                <w:b/>
+                <w:i w:val="0"/>
+                <w:color w:val="EA580C"/>
+                <w:sz w:val="16"/>
+              </w:rPr>
+              <w:t>Moyenne</w:t>
+            </w:r>
+          </w:p>
+        </w:tc>
+        <w:tc>
+          <w:tcPr>
+            <w:tcW w:type="dxa" w:w="1247"/>
+          </w:tcPr>
+          <w:p>
+            <w:r>
+              <w:rPr>
+                <w:b/>
+                <w:i w:val="0"/>
+                <w:sz w:val="16"/>
+              </w:rPr>
+              <w:t>S01</w:t>
+              <w:br/>
+            </w:r>
+            <w:r>
+              <w:rPr>
+                <w:b w:val="0"/>
+                <w:i w:val="0"/>
+                <w:color w:val="64748B"/>
+                <w:sz w:val="14"/>
+              </w:rPr>
+              <w:t>Démographie</w:t>
+            </w:r>
+          </w:p>
+        </w:tc>
+        <w:tc>
+          <w:tcPr>
+            <w:tcW w:type="dxa" w:w="1531"/>
+          </w:tcPr>
+          <w:p>
+            <w:r>
+              <w:rPr>
+                <w:b/>
+                <w:i w:val="0"/>
+                <w:color w:val="16A34A"/>
+                <w:sz w:val="16"/>
+              </w:rPr>
+              <w:t>—</w:t>
+            </w:r>
+          </w:p>
+        </w:tc>
+        <w:tc>
+          <w:tcPr>
+            <w:tcW w:type="dxa" w:w="1191"/>
+          </w:tcPr>
+          <w:p>
+            <w:r>
+              <w:rPr>
+                <w:b w:val="0"/>
+                <w:i w:val="0"/>
+                <w:color w:val="64748B"/>
+                <w:sz w:val="16"/>
+              </w:rPr>
+              <w:t>GT-CQ</w:t>
+            </w:r>
+          </w:p>
+        </w:tc>
+        <w:tc>
+          <w:tcPr>
+            <w:tcW w:type="dxa" w:w="4706"/>
+          </w:tcPr>
+          <w:p>
+            <w:r>
+              <w:rPr>
+                <w:b w:val="0"/>
+                <w:i w:val="0"/>
+                <w:sz w:val="17"/>
+              </w:rPr>
+              <w:t>Attention ! Le montant (7500 Fcfa) dépensé ou reçu en cadeau pour les cartes prépayées, les transferts de crédit et les abonnements de  MACOUARA SARR est relativement élevé par rapport aux autres montants depansés observés dans cette zone.</w:t>
+            </w:r>
+          </w:p>
+        </w:tc>
+      </w:tr>
+      <w:tr>
+        <w:tc>
+          <w:tcPr>
+            <w:tcW w:type="dxa" w:w="964"/>
+          </w:tcPr>
+          <w:p>
+            <w:r>
+              <w:rPr>
+                <w:b/>
+                <w:i w:val="0"/>
+                <w:color w:val="EA580C"/>
+                <w:sz w:val="16"/>
+              </w:rPr>
+              <w:t>Moyenne</w:t>
+            </w:r>
+          </w:p>
+        </w:tc>
+        <w:tc>
+          <w:tcPr>
+            <w:tcW w:type="dxa" w:w="1247"/>
+          </w:tcPr>
+          <w:p>
+            <w:r>
+              <w:rPr>
+                <w:b/>
+                <w:i w:val="0"/>
+                <w:sz w:val="16"/>
+              </w:rPr>
+              <w:t>S01</w:t>
+              <w:br/>
+            </w:r>
+            <w:r>
+              <w:rPr>
+                <w:b w:val="0"/>
+                <w:i w:val="0"/>
+                <w:color w:val="64748B"/>
+                <w:sz w:val="14"/>
+              </w:rPr>
+              <w:t>Démographie</w:t>
+            </w:r>
+          </w:p>
+        </w:tc>
+        <w:tc>
+          <w:tcPr>
+            <w:tcW w:type="dxa" w:w="1531"/>
+          </w:tcPr>
+          <w:p>
+            <w:r>
+              <w:rPr>
+                <w:b/>
+                <w:i w:val="0"/>
+                <w:color w:val="16A34A"/>
+                <w:sz w:val="16"/>
+              </w:rPr>
+              <w:t>—</w:t>
+            </w:r>
+          </w:p>
+        </w:tc>
+        <w:tc>
+          <w:tcPr>
+            <w:tcW w:type="dxa" w:w="1191"/>
+          </w:tcPr>
+          <w:p>
+            <w:r>
+              <w:rPr>
+                <w:b w:val="0"/>
+                <w:i w:val="0"/>
+                <w:color w:val="64748B"/>
+                <w:sz w:val="16"/>
+              </w:rPr>
+              <w:t>GT-CQ</w:t>
+            </w:r>
+          </w:p>
+        </w:tc>
+        <w:tc>
+          <w:tcPr>
+            <w:tcW w:type="dxa" w:w="4706"/>
+          </w:tcPr>
+          <w:p>
+            <w:r>
+              <w:rPr>
+                <w:b w:val="0"/>
+                <w:i w:val="0"/>
+                <w:sz w:val="17"/>
+              </w:rPr>
+              <w:t>Prière de corriger ou de confirmer avec le QG.</w:t>
+            </w:r>
+          </w:p>
+        </w:tc>
+      </w:tr>
+      <w:tr>
+        <w:tc>
+          <w:tcPr>
+            <w:tcW w:type="dxa" w:w="964"/>
+          </w:tcPr>
+          <w:p>
+            <w:r>
+              <w:rPr>
+                <w:b/>
+                <w:i w:val="0"/>
+                <w:color w:val="EA580C"/>
+                <w:sz w:val="16"/>
+              </w:rPr>
+              <w:t>Moyenne</w:t>
+            </w:r>
+          </w:p>
+        </w:tc>
+        <w:tc>
+          <w:tcPr>
+            <w:tcW w:type="dxa" w:w="1247"/>
+          </w:tcPr>
+          <w:p>
+            <w:r>
+              <w:rPr>
+                <w:b/>
+                <w:i w:val="0"/>
+                <w:sz w:val="16"/>
+              </w:rPr>
+              <w:t>S01</w:t>
+              <w:br/>
+            </w:r>
+            <w:r>
+              <w:rPr>
+                <w:b w:val="0"/>
+                <w:i w:val="0"/>
+                <w:color w:val="64748B"/>
+                <w:sz w:val="14"/>
+              </w:rPr>
+              <w:t>Démographie</w:t>
+            </w:r>
+          </w:p>
+        </w:tc>
+        <w:tc>
+          <w:tcPr>
+            <w:tcW w:type="dxa" w:w="1531"/>
+          </w:tcPr>
+          <w:p>
+            <w:r>
+              <w:rPr>
+                <w:b/>
+                <w:i w:val="0"/>
+                <w:color w:val="16A34A"/>
+                <w:sz w:val="16"/>
+              </w:rPr>
+              <w:t>s01q41a, s01q00b</w:t>
+            </w:r>
+          </w:p>
+        </w:tc>
+        <w:tc>
+          <w:tcPr>
+            <w:tcW w:type="dxa" w:w="1191"/>
+          </w:tcPr>
+          <w:p>
+            <w:r>
+              <w:rPr>
+                <w:b w:val="0"/>
+                <w:i w:val="0"/>
+                <w:color w:val="64748B"/>
+                <w:sz w:val="16"/>
+              </w:rPr>
+              <w:t>GT-CQ</w:t>
+            </w:r>
+          </w:p>
+        </w:tc>
+        <w:tc>
+          <w:tcPr>
+            <w:tcW w:type="dxa" w:w="4706"/>
+          </w:tcPr>
+          <w:p>
+            <w:r>
+              <w:rPr>
+                <w:b w:val="0"/>
+                <w:i w:val="0"/>
+                <w:sz w:val="17"/>
+              </w:rPr>
+              <w:t>Attention ! Le montant (7500 Fcfa) dépensé ou reçu en cadeau pour les recharges internet ou de forfaits de données mobiles(hors appels vocaux), aucours des 30 derniers jours de  MACOUARA SARR est relativement élevé par rapport aux autres montants depansés observés dans cette zone.</w:t>
+            </w:r>
+          </w:p>
+        </w:tc>
+      </w:tr>
+      <w:tr>
+        <w:tc>
+          <w:tcPr>
+            <w:tcW w:type="dxa" w:w="964"/>
+          </w:tcPr>
+          <w:p>
+            <w:r>
+              <w:rPr>
+                <w:b/>
+                <w:i w:val="0"/>
+                <w:color w:val="EA580C"/>
+                <w:sz w:val="16"/>
+              </w:rPr>
+              <w:t>Moyenne</w:t>
+            </w:r>
+          </w:p>
+        </w:tc>
+        <w:tc>
+          <w:tcPr>
+            <w:tcW w:type="dxa" w:w="1247"/>
+          </w:tcPr>
+          <w:p>
+            <w:r>
+              <w:rPr>
+                <w:b/>
+                <w:i w:val="0"/>
+                <w:sz w:val="16"/>
+              </w:rPr>
+              <w:t>S01</w:t>
+              <w:br/>
+            </w:r>
+            <w:r>
+              <w:rPr>
+                <w:b w:val="0"/>
+                <w:i w:val="0"/>
+                <w:color w:val="64748B"/>
+                <w:sz w:val="14"/>
+              </w:rPr>
+              <w:t>Démographie</w:t>
+            </w:r>
+          </w:p>
+        </w:tc>
+        <w:tc>
+          <w:tcPr>
+            <w:tcW w:type="dxa" w:w="1531"/>
+          </w:tcPr>
+          <w:p>
+            <w:r>
+              <w:rPr>
+                <w:b/>
+                <w:i w:val="0"/>
+                <w:color w:val="16A34A"/>
+                <w:sz w:val="16"/>
+              </w:rPr>
+              <w:t>s01q10_1</w:t>
+            </w:r>
+          </w:p>
+        </w:tc>
+        <w:tc>
+          <w:tcPr>
+            <w:tcW w:type="dxa" w:w="1191"/>
+          </w:tcPr>
+          <w:p>
+            <w:r>
+              <w:rPr>
+                <w:b w:val="0"/>
+                <w:i w:val="0"/>
+                <w:color w:val="64748B"/>
+                <w:sz w:val="16"/>
+              </w:rPr>
+              <w:t>GT-CQ</w:t>
+            </w:r>
+          </w:p>
+        </w:tc>
+        <w:tc>
+          <w:tcPr>
+            <w:tcW w:type="dxa" w:w="4706"/>
+          </w:tcPr>
+          <w:p>
+            <w:r>
+              <w:rPr>
+                <w:b w:val="0"/>
+                <w:i w:val="0"/>
+                <w:sz w:val="17"/>
+              </w:rPr>
+              <w:t>La taille du ménage lors de l'enquête principale (7) de ce ménage est inférieur à la taille du denombrement (9), prière de fournir des explications concrètes ou aller revisiter le ménage.</w:t>
+            </w:r>
+          </w:p>
+        </w:tc>
+      </w:tr>
+      <w:tr>
+        <w:tc>
+          <w:tcPr>
+            <w:tcW w:type="dxa" w:w="964"/>
+          </w:tcPr>
+          <w:p>
+            <w:r>
+              <w:rPr>
+                <w:b/>
+                <w:i w:val="0"/>
+                <w:color w:val="EA580C"/>
+                <w:sz w:val="16"/>
+              </w:rPr>
+              <w:t>Moyenne</w:t>
+            </w:r>
+          </w:p>
+        </w:tc>
+        <w:tc>
+          <w:tcPr>
+            <w:tcW w:type="dxa" w:w="1247"/>
+          </w:tcPr>
+          <w:p>
+            <w:r>
+              <w:rPr>
+                <w:b/>
+                <w:i w:val="0"/>
+                <w:sz w:val="16"/>
+              </w:rPr>
               <w:t>S02</w:t>
               <w:br/>
             </w:r>
@@ -1804,7 +3334,7 @@
                 <w:color w:val="16A34A"/>
                 <w:sz w:val="16"/>
               </w:rPr>
-              <w:t>s01q32, s01q36, s01q38, s04q37_modif, s02q33, s02q34, s01q00b</w:t>
+              <w:t>—</w:t>
             </w:r>
           </w:p>
         </w:tc>
@@ -1835,7 +3365,7 @@
                 <w:i w:val="0"/>
                 <w:sz w:val="17"/>
               </w:rPr>
-              <w:t>Peu probable!!! Vu l'âge (14 ans) de EVELYNE YOLANDE COLY ou l'année à laquelle EVELYNE YOLANDE COLY a fréquenté l'école pour la dernière fois (.) le dernier diplome de EVELYNE YOLANDE COLY ne peut être le Certificat d'études primaires (CEP), prière de corriger cette incohérence ou confirmer avec le QG.</w:t>
+              <w:t>Attention!!! le montant payé pour les frais de scolarité ( 15000 FCFA) de Jacques  Bakary SARR  qui fréquente 5ème année de Primaire semble faible.</w:t>
             </w:r>
           </w:p>
         </w:tc>
@@ -1850,10 +3380,10 @@
               <w:rPr>
                 <w:b/>
                 <w:i w:val="0"/>
-                <w:color w:val="DC2626"/>
-                <w:sz w:val="16"/>
-              </w:rPr>
-              <w:t>Haute</w:t>
+                <w:color w:val="EA580C"/>
+                <w:sz w:val="16"/>
+              </w:rPr>
+              <w:t>Moyenne</w:t>
             </w:r>
           </w:p>
         </w:tc>
@@ -1925,7 +3455,7 @@
                 <w:i w:val="0"/>
                 <w:sz w:val="17"/>
               </w:rPr>
-              <w:t>Incohérent!! Le niveau d'instruction déclaré par l'un des enfants () au niveau de la section 1 de Marie madellene BASSENE diffère de celui donné par Marie madellene BASSENE lui-même qui affirme ne pas avoir frequenté l'école formelle.</w:t>
+              <w:t>Veuillez verifier cette information auprès de l'enquêté ou confirmer avec le QG.</w:t>
             </w:r>
           </w:p>
         </w:tc>
@@ -1940,10 +3470,10 @@
               <w:rPr>
                 <w:b/>
                 <w:i w:val="0"/>
-                <w:color w:val="DC2626"/>
-                <w:sz w:val="16"/>
-              </w:rPr>
-              <w:t>Haute</w:t>
+                <w:color w:val="EA580C"/>
+                <w:sz w:val="16"/>
+              </w:rPr>
+              <w:t>Moyenne</w:t>
             </w:r>
           </w:p>
         </w:tc>
@@ -1958,7 +3488,7 @@
                 <w:i w:val="0"/>
                 <w:sz w:val="16"/>
               </w:rPr>
-              <w:t>S03</w:t>
+              <w:t>S02</w:t>
               <w:br/>
             </w:r>
             <w:r>
@@ -1968,7 +3498,7 @@
                 <w:color w:val="64748B"/>
                 <w:sz w:val="14"/>
               </w:rPr>
-              <w:t>Santé</w:t>
+              <w:t>Éducation</w:t>
             </w:r>
           </w:p>
         </w:tc>
@@ -2015,2077 +3545,7 @@
                 <w:i w:val="0"/>
                 <w:sz w:val="17"/>
               </w:rPr>
-              <w:t>Avertissement!!! La distance parcourue (10 Km ou plus) et le temps (De 15 à moins de 30 mn) donné par HAISSYL JEAN CHARLES SEMOU semble incoherent pour accéder au lieu de la consultation.</w:t>
-            </w:r>
-          </w:p>
-        </w:tc>
-      </w:tr>
-      <w:tr>
-        <w:tc>
-          <w:tcPr>
-            <w:tcW w:type="dxa" w:w="964"/>
-          </w:tcPr>
-          <w:p>
-            <w:r>
-              <w:rPr>
-                <w:b/>
-                <w:i w:val="0"/>
-                <w:color w:val="EA580C"/>
-                <w:sz w:val="16"/>
-              </w:rPr>
-              <w:t>Moyenne</w:t>
-            </w:r>
-          </w:p>
-        </w:tc>
-        <w:tc>
-          <w:tcPr>
-            <w:tcW w:type="dxa" w:w="1247"/>
-          </w:tcPr>
-          <w:p>
-            <w:r>
-              <w:rPr>
-                <w:b/>
-                <w:i w:val="0"/>
-                <w:sz w:val="16"/>
-              </w:rPr>
-              <w:t>S00</w:t>
-              <w:br/>
-            </w:r>
-            <w:r>
-              <w:rPr>
-                <w:b w:val="0"/>
-                <w:i w:val="0"/>
-                <w:color w:val="64748B"/>
-                <w:sz w:val="14"/>
-              </w:rPr>
-              <w:t>Identification</w:t>
-            </w:r>
-          </w:p>
-        </w:tc>
-        <w:tc>
-          <w:tcPr>
-            <w:tcW w:type="dxa" w:w="1531"/>
-          </w:tcPr>
-          <w:p>
-            <w:r>
-              <w:rPr>
-                <w:b/>
-                <w:i w:val="0"/>
-                <w:color w:val="16A34A"/>
-                <w:sz w:val="16"/>
-              </w:rPr>
-              <w:t>s00q07a, s00q08, s00q10, s00q13_0, s00q15_0, s00q17_0, s00q23a, s00q23b</w:t>
-            </w:r>
-          </w:p>
-        </w:tc>
-        <w:tc>
-          <w:tcPr>
-            <w:tcW w:type="dxa" w:w="1191"/>
-          </w:tcPr>
-          <w:p>
-            <w:r>
-              <w:rPr>
-                <w:b w:val="0"/>
-                <w:i w:val="0"/>
-                <w:color w:val="64748B"/>
-                <w:sz w:val="16"/>
-              </w:rPr>
-              <w:t>GT-CQ</w:t>
-            </w:r>
-          </w:p>
-        </w:tc>
-        <w:tc>
-          <w:tcPr>
-            <w:tcW w:type="dxa" w:w="4706"/>
-          </w:tcPr>
-          <w:p>
-            <w:r>
-              <w:rPr>
-                <w:b w:val="0"/>
-                <w:i w:val="0"/>
-                <w:sz w:val="17"/>
-              </w:rPr>
-              <w:t>Le questionnaire est completé mais il reste certainnes infomations du ménage à faire dans la section 0, prière de renseigner ces informations.</w:t>
-            </w:r>
-          </w:p>
-        </w:tc>
-      </w:tr>
-      <w:tr>
-        <w:tc>
-          <w:tcPr>
-            <w:tcW w:type="dxa" w:w="964"/>
-          </w:tcPr>
-          <w:p>
-            <w:r>
-              <w:rPr>
-                <w:b/>
-                <w:i w:val="0"/>
-                <w:color w:val="EA580C"/>
-                <w:sz w:val="16"/>
-              </w:rPr>
-              <w:t>Moyenne</w:t>
-            </w:r>
-          </w:p>
-        </w:tc>
-        <w:tc>
-          <w:tcPr>
-            <w:tcW w:type="dxa" w:w="1247"/>
-          </w:tcPr>
-          <w:p>
-            <w:r>
-              <w:rPr>
-                <w:b/>
-                <w:i w:val="0"/>
-                <w:sz w:val="16"/>
-              </w:rPr>
-              <w:t>S00</w:t>
-              <w:br/>
-            </w:r>
-            <w:r>
-              <w:rPr>
-                <w:b w:val="0"/>
-                <w:i w:val="0"/>
-                <w:color w:val="64748B"/>
-                <w:sz w:val="14"/>
-              </w:rPr>
-              <w:t>Identification</w:t>
-            </w:r>
-          </w:p>
-        </w:tc>
-        <w:tc>
-          <w:tcPr>
-            <w:tcW w:type="dxa" w:w="1531"/>
-          </w:tcPr>
-          <w:p>
-            <w:r>
-              <w:rPr>
-                <w:b/>
-                <w:i w:val="0"/>
-                <w:color w:val="16A34A"/>
-                <w:sz w:val="16"/>
-              </w:rPr>
-              <w:t>s00q07a, s00q08, s00q10, s00q13_0, s00q15_0, s00q17_0, s00q23a, s00q23b</w:t>
-            </w:r>
-          </w:p>
-        </w:tc>
-        <w:tc>
-          <w:tcPr>
-            <w:tcW w:type="dxa" w:w="1191"/>
-          </w:tcPr>
-          <w:p>
-            <w:r>
-              <w:rPr>
-                <w:b w:val="0"/>
-                <w:i w:val="0"/>
-                <w:color w:val="64748B"/>
-                <w:sz w:val="16"/>
-              </w:rPr>
-              <w:t>GT-CQ</w:t>
-            </w:r>
-          </w:p>
-        </w:tc>
-        <w:tc>
-          <w:tcPr>
-            <w:tcW w:type="dxa" w:w="4706"/>
-          </w:tcPr>
-          <w:p>
-            <w:r>
-              <w:rPr>
-                <w:b w:val="0"/>
-                <w:i w:val="0"/>
-                <w:sz w:val="17"/>
-              </w:rPr>
-              <w:t>Prière de renseigner toutes les informations du ménage dans la section 0 avant d'entamer les autres informations.</w:t>
-            </w:r>
-          </w:p>
-        </w:tc>
-      </w:tr>
-      <w:tr>
-        <w:tc>
-          <w:tcPr>
-            <w:tcW w:type="dxa" w:w="964"/>
-          </w:tcPr>
-          <w:p>
-            <w:r>
-              <w:rPr>
-                <w:b/>
-                <w:i w:val="0"/>
-                <w:color w:val="EA580C"/>
-                <w:sz w:val="16"/>
-              </w:rPr>
-              <w:t>Moyenne</w:t>
-            </w:r>
-          </w:p>
-        </w:tc>
-        <w:tc>
-          <w:tcPr>
-            <w:tcW w:type="dxa" w:w="1247"/>
-          </w:tcPr>
-          <w:p>
-            <w:r>
-              <w:rPr>
-                <w:b/>
-                <w:i w:val="0"/>
-                <w:sz w:val="16"/>
-              </w:rPr>
-              <w:t>S00</w:t>
-              <w:br/>
-            </w:r>
-            <w:r>
-              <w:rPr>
-                <w:b w:val="0"/>
-                <w:i w:val="0"/>
-                <w:color w:val="64748B"/>
-                <w:sz w:val="14"/>
-              </w:rPr>
-              <w:t>Identification</w:t>
-            </w:r>
-          </w:p>
-        </w:tc>
-        <w:tc>
-          <w:tcPr>
-            <w:tcW w:type="dxa" w:w="1531"/>
-          </w:tcPr>
-          <w:p>
-            <w:r>
-              <w:rPr>
-                <w:b/>
-                <w:i w:val="0"/>
-                <w:color w:val="16A34A"/>
-                <w:sz w:val="16"/>
-              </w:rPr>
-              <w:t>s00q27</w:t>
-            </w:r>
-          </w:p>
-        </w:tc>
-        <w:tc>
-          <w:tcPr>
-            <w:tcW w:type="dxa" w:w="1191"/>
-          </w:tcPr>
-          <w:p>
-            <w:r>
-              <w:rPr>
-                <w:b w:val="0"/>
-                <w:i w:val="0"/>
-                <w:color w:val="64748B"/>
-                <w:sz w:val="16"/>
-              </w:rPr>
-              <w:t>GT-CQ</w:t>
-            </w:r>
-          </w:p>
-        </w:tc>
-        <w:tc>
-          <w:tcPr>
-            <w:tcW w:type="dxa" w:w="4706"/>
-          </w:tcPr>
-          <w:p>
-            <w:r>
-              <w:rPr>
-                <w:b w:val="0"/>
-                <w:i w:val="0"/>
-                <w:sz w:val="17"/>
-              </w:rPr>
-              <w:t>Le questionnaire semble ne pas être complètement fini mais le questionnaire est en statut complet, prière de compléter le questionnaire.</w:t>
-            </w:r>
-          </w:p>
-        </w:tc>
-      </w:tr>
-      <w:tr>
-        <w:tc>
-          <w:tcPr>
-            <w:tcW w:type="dxa" w:w="964"/>
-          </w:tcPr>
-          <w:p>
-            <w:r>
-              <w:rPr>
-                <w:b/>
-                <w:i w:val="0"/>
-                <w:color w:val="EA580C"/>
-                <w:sz w:val="16"/>
-              </w:rPr>
-              <w:t>Moyenne</w:t>
-            </w:r>
-          </w:p>
-        </w:tc>
-        <w:tc>
-          <w:tcPr>
-            <w:tcW w:type="dxa" w:w="1247"/>
-          </w:tcPr>
-          <w:p>
-            <w:r>
-              <w:rPr>
-                <w:b/>
-                <w:i w:val="0"/>
-                <w:sz w:val="16"/>
-              </w:rPr>
-              <w:t>S00</w:t>
-              <w:br/>
-            </w:r>
-            <w:r>
-              <w:rPr>
-                <w:b w:val="0"/>
-                <w:i w:val="0"/>
-                <w:color w:val="64748B"/>
-                <w:sz w:val="14"/>
-              </w:rPr>
-              <w:t>Identification</w:t>
-            </w:r>
-          </w:p>
-        </w:tc>
-        <w:tc>
-          <w:tcPr>
-            <w:tcW w:type="dxa" w:w="1531"/>
-          </w:tcPr>
-          <w:p>
-            <w:r>
-              <w:rPr>
-                <w:b/>
-                <w:i w:val="0"/>
-                <w:color w:val="16A34A"/>
-                <w:sz w:val="16"/>
-              </w:rPr>
-              <w:t>—</w:t>
-            </w:r>
-          </w:p>
-        </w:tc>
-        <w:tc>
-          <w:tcPr>
-            <w:tcW w:type="dxa" w:w="1191"/>
-          </w:tcPr>
-          <w:p>
-            <w:r>
-              <w:rPr>
-                <w:b w:val="0"/>
-                <w:i w:val="0"/>
-                <w:color w:val="64748B"/>
-                <w:sz w:val="16"/>
-              </w:rPr>
-              <w:t>GT-CQ</w:t>
-            </w:r>
-          </w:p>
-        </w:tc>
-        <w:tc>
-          <w:tcPr>
-            <w:tcW w:type="dxa" w:w="4706"/>
-          </w:tcPr>
-          <w:p>
-            <w:r>
-              <w:rPr>
-                <w:b w:val="0"/>
-                <w:i w:val="0"/>
-                <w:sz w:val="17"/>
-              </w:rPr>
-              <w:t>Il est obligatoire de prendre les coordonnées Gps avant d'administrer le questionnaire.</w:t>
-            </w:r>
-          </w:p>
-        </w:tc>
-      </w:tr>
-      <w:tr>
-        <w:tc>
-          <w:tcPr>
-            <w:tcW w:type="dxa" w:w="964"/>
-          </w:tcPr>
-          <w:p>
-            <w:r>
-              <w:rPr>
-                <w:b/>
-                <w:i w:val="0"/>
-                <w:color w:val="EA580C"/>
-                <w:sz w:val="16"/>
-              </w:rPr>
-              <w:t>Moyenne</w:t>
-            </w:r>
-          </w:p>
-        </w:tc>
-        <w:tc>
-          <w:tcPr>
-            <w:tcW w:type="dxa" w:w="1247"/>
-          </w:tcPr>
-          <w:p>
-            <w:r>
-              <w:rPr>
-                <w:b/>
-                <w:i w:val="0"/>
-                <w:sz w:val="16"/>
-              </w:rPr>
-              <w:t>S00</w:t>
-              <w:br/>
-            </w:r>
-            <w:r>
-              <w:rPr>
-                <w:b w:val="0"/>
-                <w:i w:val="0"/>
-                <w:color w:val="64748B"/>
-                <w:sz w:val="14"/>
-              </w:rPr>
-              <w:t>Identification</w:t>
-            </w:r>
-          </w:p>
-        </w:tc>
-        <w:tc>
-          <w:tcPr>
-            <w:tcW w:type="dxa" w:w="1531"/>
-          </w:tcPr>
-          <w:p>
-            <w:r>
-              <w:rPr>
-                <w:b/>
-                <w:i w:val="0"/>
-                <w:color w:val="16A34A"/>
-                <w:sz w:val="16"/>
-              </w:rPr>
-              <w:t>—</w:t>
-            </w:r>
-          </w:p>
-        </w:tc>
-        <w:tc>
-          <w:tcPr>
-            <w:tcW w:type="dxa" w:w="1191"/>
-          </w:tcPr>
-          <w:p>
-            <w:r>
-              <w:rPr>
-                <w:b w:val="0"/>
-                <w:i w:val="0"/>
-                <w:color w:val="64748B"/>
-                <w:sz w:val="16"/>
-              </w:rPr>
-              <w:t>GT-CQ</w:t>
-            </w:r>
-          </w:p>
-        </w:tc>
-        <w:tc>
-          <w:tcPr>
-            <w:tcW w:type="dxa" w:w="4706"/>
-          </w:tcPr>
-          <w:p>
-            <w:r>
-              <w:rPr>
-                <w:b w:val="0"/>
-                <w:i w:val="0"/>
-                <w:sz w:val="17"/>
-              </w:rPr>
-              <w:t>Prière de prendre les coordonnées GPS.</w:t>
-            </w:r>
-          </w:p>
-        </w:tc>
-      </w:tr>
-      <w:tr>
-        <w:tc>
-          <w:tcPr>
-            <w:tcW w:type="dxa" w:w="964"/>
-          </w:tcPr>
-          <w:p>
-            <w:r>
-              <w:rPr>
-                <w:b/>
-                <w:i w:val="0"/>
-                <w:color w:val="EA580C"/>
-                <w:sz w:val="16"/>
-              </w:rPr>
-              <w:t>Moyenne</w:t>
-            </w:r>
-          </w:p>
-        </w:tc>
-        <w:tc>
-          <w:tcPr>
-            <w:tcW w:type="dxa" w:w="1247"/>
-          </w:tcPr>
-          <w:p>
-            <w:r>
-              <w:rPr>
-                <w:b/>
-                <w:i w:val="0"/>
-                <w:sz w:val="16"/>
-              </w:rPr>
-              <w:t>S00</w:t>
-              <w:br/>
-            </w:r>
-            <w:r>
-              <w:rPr>
-                <w:b w:val="0"/>
-                <w:i w:val="0"/>
-                <w:color w:val="64748B"/>
-                <w:sz w:val="14"/>
-              </w:rPr>
-              <w:t>Identification</w:t>
-            </w:r>
-          </w:p>
-        </w:tc>
-        <w:tc>
-          <w:tcPr>
-            <w:tcW w:type="dxa" w:w="1531"/>
-          </w:tcPr>
-          <w:p>
-            <w:r>
-              <w:rPr>
-                <w:b/>
-                <w:i w:val="0"/>
-                <w:color w:val="16A34A"/>
-                <w:sz w:val="16"/>
-              </w:rPr>
-              <w:t>s00q12a, s00q12b</w:t>
-            </w:r>
-          </w:p>
-        </w:tc>
-        <w:tc>
-          <w:tcPr>
-            <w:tcW w:type="dxa" w:w="1191"/>
-          </w:tcPr>
-          <w:p>
-            <w:r>
-              <w:rPr>
-                <w:b w:val="0"/>
-                <w:i w:val="0"/>
-                <w:color w:val="64748B"/>
-                <w:sz w:val="16"/>
-              </w:rPr>
-              <w:t>GT-CQ</w:t>
-            </w:r>
-          </w:p>
-        </w:tc>
-        <w:tc>
-          <w:tcPr>
-            <w:tcW w:type="dxa" w:w="4706"/>
-          </w:tcPr>
-          <w:p>
-            <w:r>
-              <w:rPr>
-                <w:b w:val="0"/>
-                <w:i w:val="0"/>
-                <w:sz w:val="17"/>
-              </w:rPr>
-              <w:t>Attention! Veillez bien renseigner le deuxième numero du chef de ménage(0.12b).</w:t>
-            </w:r>
-          </w:p>
-        </w:tc>
-      </w:tr>
-      <w:tr>
-        <w:tc>
-          <w:tcPr>
-            <w:tcW w:type="dxa" w:w="964"/>
-          </w:tcPr>
-          <w:p>
-            <w:r>
-              <w:rPr>
-                <w:b/>
-                <w:i w:val="0"/>
-                <w:color w:val="EA580C"/>
-                <w:sz w:val="16"/>
-              </w:rPr>
-              <w:t>Moyenne</w:t>
-            </w:r>
-          </w:p>
-        </w:tc>
-        <w:tc>
-          <w:tcPr>
-            <w:tcW w:type="dxa" w:w="1247"/>
-          </w:tcPr>
-          <w:p>
-            <w:r>
-              <w:rPr>
-                <w:b/>
-                <w:i w:val="0"/>
-                <w:sz w:val="16"/>
-              </w:rPr>
-              <w:t>S01</w:t>
-              <w:br/>
-            </w:r>
-            <w:r>
-              <w:rPr>
-                <w:b w:val="0"/>
-                <w:i w:val="0"/>
-                <w:color w:val="64748B"/>
-                <w:sz w:val="14"/>
-              </w:rPr>
-              <w:t>Démographie</w:t>
-            </w:r>
-          </w:p>
-        </w:tc>
-        <w:tc>
-          <w:tcPr>
-            <w:tcW w:type="dxa" w:w="1531"/>
-          </w:tcPr>
-          <w:p>
-            <w:r>
-              <w:rPr>
-                <w:b/>
-                <w:i w:val="0"/>
-                <w:color w:val="16A34A"/>
-                <w:sz w:val="16"/>
-              </w:rPr>
-              <w:t>—</w:t>
-            </w:r>
-          </w:p>
-        </w:tc>
-        <w:tc>
-          <w:tcPr>
-            <w:tcW w:type="dxa" w:w="1191"/>
-          </w:tcPr>
-          <w:p>
-            <w:r>
-              <w:rPr>
-                <w:b w:val="0"/>
-                <w:i w:val="0"/>
-                <w:color w:val="64748B"/>
-                <w:sz w:val="16"/>
-              </w:rPr>
-              <w:t>GT-CQ</w:t>
-            </w:r>
-          </w:p>
-        </w:tc>
-        <w:tc>
-          <w:tcPr>
-            <w:tcW w:type="dxa" w:w="4706"/>
-          </w:tcPr>
-          <w:p>
-            <w:r>
-              <w:rPr>
-                <w:b w:val="0"/>
-                <w:i w:val="0"/>
-                <w:sz w:val="17"/>
-              </w:rPr>
-              <w:t>Prière de verifier l'information donnée par EVELYNE YOLANDE COLY ou corriger au niveau de la section 1.</w:t>
-            </w:r>
-          </w:p>
-        </w:tc>
-      </w:tr>
-      <w:tr>
-        <w:tc>
-          <w:tcPr>
-            <w:tcW w:type="dxa" w:w="964"/>
-          </w:tcPr>
-          <w:p>
-            <w:r>
-              <w:rPr>
-                <w:b/>
-                <w:i w:val="0"/>
-                <w:color w:val="EA580C"/>
-                <w:sz w:val="16"/>
-              </w:rPr>
-              <w:t>Moyenne</w:t>
-            </w:r>
-          </w:p>
-        </w:tc>
-        <w:tc>
-          <w:tcPr>
-            <w:tcW w:type="dxa" w:w="1247"/>
-          </w:tcPr>
-          <w:p>
-            <w:r>
-              <w:rPr>
-                <w:b/>
-                <w:i w:val="0"/>
-                <w:sz w:val="16"/>
-              </w:rPr>
-              <w:t>S01</w:t>
-              <w:br/>
-            </w:r>
-            <w:r>
-              <w:rPr>
-                <w:b w:val="0"/>
-                <w:i w:val="0"/>
-                <w:color w:val="64748B"/>
-                <w:sz w:val="14"/>
-              </w:rPr>
-              <w:t>Démographie</w:t>
-            </w:r>
-          </w:p>
-        </w:tc>
-        <w:tc>
-          <w:tcPr>
-            <w:tcW w:type="dxa" w:w="1531"/>
-          </w:tcPr>
-          <w:p>
-            <w:r>
-              <w:rPr>
-                <w:b/>
-                <w:i w:val="0"/>
-                <w:color w:val="16A34A"/>
-                <w:sz w:val="16"/>
-              </w:rPr>
-              <w:t>—</w:t>
-            </w:r>
-          </w:p>
-        </w:tc>
-        <w:tc>
-          <w:tcPr>
-            <w:tcW w:type="dxa" w:w="1191"/>
-          </w:tcPr>
-          <w:p>
-            <w:r>
-              <w:rPr>
-                <w:b w:val="0"/>
-                <w:i w:val="0"/>
-                <w:color w:val="64748B"/>
-                <w:sz w:val="16"/>
-              </w:rPr>
-              <w:t>GT-CQ</w:t>
-            </w:r>
-          </w:p>
-        </w:tc>
-        <w:tc>
-          <w:tcPr>
-            <w:tcW w:type="dxa" w:w="4706"/>
-          </w:tcPr>
-          <w:p>
-            <w:r>
-              <w:rPr>
-                <w:b w:val="0"/>
-                <w:i w:val="0"/>
-                <w:sz w:val="17"/>
-              </w:rPr>
-              <w:t>Prière de verifier l'information donnée par HAISSYL JEAN CHARLES SEMOU ou corriger au niveau de la section 1.</w:t>
-            </w:r>
-          </w:p>
-        </w:tc>
-      </w:tr>
-      <w:tr>
-        <w:tc>
-          <w:tcPr>
-            <w:tcW w:type="dxa" w:w="964"/>
-          </w:tcPr>
-          <w:p>
-            <w:r>
-              <w:rPr>
-                <w:b/>
-                <w:i w:val="0"/>
-                <w:color w:val="EA580C"/>
-                <w:sz w:val="16"/>
-              </w:rPr>
-              <w:t>Moyenne</w:t>
-            </w:r>
-          </w:p>
-        </w:tc>
-        <w:tc>
-          <w:tcPr>
-            <w:tcW w:type="dxa" w:w="1247"/>
-          </w:tcPr>
-          <w:p>
-            <w:r>
-              <w:rPr>
-                <w:b/>
-                <w:i w:val="0"/>
-                <w:sz w:val="16"/>
-              </w:rPr>
-              <w:t>S01</w:t>
-              <w:br/>
-            </w:r>
-            <w:r>
-              <w:rPr>
-                <w:b w:val="0"/>
-                <w:i w:val="0"/>
-                <w:color w:val="64748B"/>
-                <w:sz w:val="14"/>
-              </w:rPr>
-              <w:t>Démographie</w:t>
-            </w:r>
-          </w:p>
-        </w:tc>
-        <w:tc>
-          <w:tcPr>
-            <w:tcW w:type="dxa" w:w="1531"/>
-          </w:tcPr>
-          <w:p>
-            <w:r>
-              <w:rPr>
-                <w:b/>
-                <w:i w:val="0"/>
-                <w:color w:val="16A34A"/>
-                <w:sz w:val="16"/>
-              </w:rPr>
-              <w:t>—</w:t>
-            </w:r>
-          </w:p>
-        </w:tc>
-        <w:tc>
-          <w:tcPr>
-            <w:tcW w:type="dxa" w:w="1191"/>
-          </w:tcPr>
-          <w:p>
-            <w:r>
-              <w:rPr>
-                <w:b w:val="0"/>
-                <w:i w:val="0"/>
-                <w:color w:val="64748B"/>
-                <w:sz w:val="16"/>
-              </w:rPr>
-              <w:t>GT-CQ</w:t>
-            </w:r>
-          </w:p>
-        </w:tc>
-        <w:tc>
-          <w:tcPr>
-            <w:tcW w:type="dxa" w:w="4706"/>
-          </w:tcPr>
-          <w:p>
-            <w:r>
-              <w:rPr>
-                <w:b w:val="0"/>
-                <w:i w:val="0"/>
-                <w:sz w:val="17"/>
-              </w:rPr>
-              <w:t>Prière de verifier l'information donnée par Jacques  Bakary SARR ou corriger au niveau de la section 1.</w:t>
-            </w:r>
-          </w:p>
-        </w:tc>
-      </w:tr>
-      <w:tr>
-        <w:tc>
-          <w:tcPr>
-            <w:tcW w:type="dxa" w:w="964"/>
-          </w:tcPr>
-          <w:p>
-            <w:r>
-              <w:rPr>
-                <w:b/>
-                <w:i w:val="0"/>
-                <w:color w:val="EA580C"/>
-                <w:sz w:val="16"/>
-              </w:rPr>
-              <w:t>Moyenne</w:t>
-            </w:r>
-          </w:p>
-        </w:tc>
-        <w:tc>
-          <w:tcPr>
-            <w:tcW w:type="dxa" w:w="1247"/>
-          </w:tcPr>
-          <w:p>
-            <w:r>
-              <w:rPr>
-                <w:b/>
-                <w:i w:val="0"/>
-                <w:sz w:val="16"/>
-              </w:rPr>
-              <w:t>S01</w:t>
-              <w:br/>
-            </w:r>
-            <w:r>
-              <w:rPr>
-                <w:b w:val="0"/>
-                <w:i w:val="0"/>
-                <w:color w:val="64748B"/>
-                <w:sz w:val="14"/>
-              </w:rPr>
-              <w:t>Démographie</w:t>
-            </w:r>
-          </w:p>
-        </w:tc>
-        <w:tc>
-          <w:tcPr>
-            <w:tcW w:type="dxa" w:w="1531"/>
-          </w:tcPr>
-          <w:p>
-            <w:r>
-              <w:rPr>
-                <w:b/>
-                <w:i w:val="0"/>
-                <w:color w:val="16A34A"/>
-                <w:sz w:val="16"/>
-              </w:rPr>
-              <w:t>—</w:t>
-            </w:r>
-          </w:p>
-        </w:tc>
-        <w:tc>
-          <w:tcPr>
-            <w:tcW w:type="dxa" w:w="1191"/>
-          </w:tcPr>
-          <w:p>
-            <w:r>
-              <w:rPr>
-                <w:b w:val="0"/>
-                <w:i w:val="0"/>
-                <w:color w:val="64748B"/>
-                <w:sz w:val="16"/>
-              </w:rPr>
-              <w:t>GT-CQ</w:t>
-            </w:r>
-          </w:p>
-        </w:tc>
-        <w:tc>
-          <w:tcPr>
-            <w:tcW w:type="dxa" w:w="4706"/>
-          </w:tcPr>
-          <w:p>
-            <w:r>
-              <w:rPr>
-                <w:b w:val="0"/>
-                <w:i w:val="0"/>
-                <w:sz w:val="17"/>
-              </w:rPr>
-              <w:t>Prière de verifier l'information donnée par pierre Denis SARR ou corriger au niveau de la section 1.</w:t>
-            </w:r>
-          </w:p>
-        </w:tc>
-      </w:tr>
-      <w:tr>
-        <w:tc>
-          <w:tcPr>
-            <w:tcW w:type="dxa" w:w="964"/>
-          </w:tcPr>
-          <w:p>
-            <w:r>
-              <w:rPr>
-                <w:b/>
-                <w:i w:val="0"/>
-                <w:color w:val="EA580C"/>
-                <w:sz w:val="16"/>
-              </w:rPr>
-              <w:t>Moyenne</w:t>
-            </w:r>
-          </w:p>
-        </w:tc>
-        <w:tc>
-          <w:tcPr>
-            <w:tcW w:type="dxa" w:w="1247"/>
-          </w:tcPr>
-          <w:p>
-            <w:r>
-              <w:rPr>
-                <w:b/>
-                <w:i w:val="0"/>
-                <w:sz w:val="16"/>
-              </w:rPr>
-              <w:t>S01</w:t>
-              <w:br/>
-            </w:r>
-            <w:r>
-              <w:rPr>
-                <w:b w:val="0"/>
-                <w:i w:val="0"/>
-                <w:color w:val="64748B"/>
-                <w:sz w:val="14"/>
-              </w:rPr>
-              <w:t>Démographie</w:t>
-            </w:r>
-          </w:p>
-        </w:tc>
-        <w:tc>
-          <w:tcPr>
-            <w:tcW w:type="dxa" w:w="1531"/>
-          </w:tcPr>
-          <w:p>
-            <w:r>
-              <w:rPr>
-                <w:b/>
-                <w:i w:val="0"/>
-                <w:color w:val="16A34A"/>
-                <w:sz w:val="16"/>
-              </w:rPr>
-              <w:t>s01q23, s01q00b, s01q23_autre</w:t>
-            </w:r>
-          </w:p>
-        </w:tc>
-        <w:tc>
-          <w:tcPr>
-            <w:tcW w:type="dxa" w:w="1191"/>
-          </w:tcPr>
-          <w:p>
-            <w:r>
-              <w:rPr>
-                <w:b w:val="0"/>
-                <w:i w:val="0"/>
-                <w:color w:val="64748B"/>
-                <w:sz w:val="16"/>
-              </w:rPr>
-              <w:t>GT-CQ</w:t>
-            </w:r>
-          </w:p>
-        </w:tc>
-        <w:tc>
-          <w:tcPr>
-            <w:tcW w:type="dxa" w:w="4706"/>
-          </w:tcPr>
-          <w:p>
-            <w:r>
-              <w:rPr>
-                <w:b w:val="0"/>
-                <w:i w:val="0"/>
-                <w:sz w:val="17"/>
-              </w:rPr>
-              <w:t>La raison principale pour laquelle que Djiby sonko est venu vivre dans cette localité est menuiserie et semble exister dans les modalités, prière de prendre attache avec le QG pour plus d'explication afin de la classer bien.</w:t>
-            </w:r>
-          </w:p>
-        </w:tc>
-      </w:tr>
-      <w:tr>
-        <w:tc>
-          <w:tcPr>
-            <w:tcW w:type="dxa" w:w="964"/>
-          </w:tcPr>
-          <w:p>
-            <w:r>
-              <w:rPr>
-                <w:b/>
-                <w:i w:val="0"/>
-                <w:color w:val="EA580C"/>
-                <w:sz w:val="16"/>
-              </w:rPr>
-              <w:t>Moyenne</w:t>
-            </w:r>
-          </w:p>
-        </w:tc>
-        <w:tc>
-          <w:tcPr>
-            <w:tcW w:type="dxa" w:w="1247"/>
-          </w:tcPr>
-          <w:p>
-            <w:r>
-              <w:rPr>
-                <w:b/>
-                <w:i w:val="0"/>
-                <w:sz w:val="16"/>
-              </w:rPr>
-              <w:t>S01</w:t>
-              <w:br/>
-            </w:r>
-            <w:r>
-              <w:rPr>
-                <w:b w:val="0"/>
-                <w:i w:val="0"/>
-                <w:color w:val="64748B"/>
-                <w:sz w:val="14"/>
-              </w:rPr>
-              <w:t>Démographie</w:t>
-            </w:r>
-          </w:p>
-        </w:tc>
-        <w:tc>
-          <w:tcPr>
-            <w:tcW w:type="dxa" w:w="1531"/>
-          </w:tcPr>
-          <w:p>
-            <w:r>
-              <w:rPr>
-                <w:b/>
-                <w:i w:val="0"/>
-                <w:color w:val="16A34A"/>
-                <w:sz w:val="16"/>
-              </w:rPr>
-              <w:t>s01q23, s01q00b, s01q23_autre</w:t>
-            </w:r>
-          </w:p>
-        </w:tc>
-        <w:tc>
-          <w:tcPr>
-            <w:tcW w:type="dxa" w:w="1191"/>
-          </w:tcPr>
-          <w:p>
-            <w:r>
-              <w:rPr>
-                <w:b w:val="0"/>
-                <w:i w:val="0"/>
-                <w:color w:val="64748B"/>
-                <w:sz w:val="16"/>
-              </w:rPr>
-              <w:t>GT-CQ</w:t>
-            </w:r>
-          </w:p>
-        </w:tc>
-        <w:tc>
-          <w:tcPr>
-            <w:tcW w:type="dxa" w:w="4706"/>
-          </w:tcPr>
-          <w:p>
-            <w:r>
-              <w:rPr>
-                <w:b w:val="0"/>
-                <w:i w:val="0"/>
-                <w:sz w:val="17"/>
-              </w:rPr>
-              <w:t>La raison principale pour laquelle que MACOUARA SARR est venu vivre dans cette localité est formation et semble exister dans les modalités, prière de prendre attache avec le QG pour plus d'explication afin de la classer bien.</w:t>
-            </w:r>
-          </w:p>
-        </w:tc>
-      </w:tr>
-      <w:tr>
-        <w:tc>
-          <w:tcPr>
-            <w:tcW w:type="dxa" w:w="964"/>
-          </w:tcPr>
-          <w:p>
-            <w:r>
-              <w:rPr>
-                <w:b/>
-                <w:i w:val="0"/>
-                <w:color w:val="EA580C"/>
-                <w:sz w:val="16"/>
-              </w:rPr>
-              <w:t>Moyenne</w:t>
-            </w:r>
-          </w:p>
-        </w:tc>
-        <w:tc>
-          <w:tcPr>
-            <w:tcW w:type="dxa" w:w="1247"/>
-          </w:tcPr>
-          <w:p>
-            <w:r>
-              <w:rPr>
-                <w:b/>
-                <w:i w:val="0"/>
-                <w:sz w:val="16"/>
-              </w:rPr>
-              <w:t>S01</w:t>
-              <w:br/>
-            </w:r>
-            <w:r>
-              <w:rPr>
-                <w:b w:val="0"/>
-                <w:i w:val="0"/>
-                <w:color w:val="64748B"/>
-                <w:sz w:val="14"/>
-              </w:rPr>
-              <w:t>Démographie</w:t>
-            </w:r>
-          </w:p>
-        </w:tc>
-        <w:tc>
-          <w:tcPr>
-            <w:tcW w:type="dxa" w:w="1531"/>
-          </w:tcPr>
-          <w:p>
-            <w:r>
-              <w:rPr>
-                <w:b/>
-                <w:i w:val="0"/>
-                <w:color w:val="16A34A"/>
-                <w:sz w:val="16"/>
-              </w:rPr>
-              <w:t>—</w:t>
-            </w:r>
-          </w:p>
-        </w:tc>
-        <w:tc>
-          <w:tcPr>
-            <w:tcW w:type="dxa" w:w="1191"/>
-          </w:tcPr>
-          <w:p>
-            <w:r>
-              <w:rPr>
-                <w:b w:val="0"/>
-                <w:i w:val="0"/>
-                <w:color w:val="64748B"/>
-                <w:sz w:val="16"/>
-              </w:rPr>
-              <w:t>GT-CQ</w:t>
-            </w:r>
-          </w:p>
-        </w:tc>
-        <w:tc>
-          <w:tcPr>
-            <w:tcW w:type="dxa" w:w="4706"/>
-          </w:tcPr>
-          <w:p>
-            <w:r>
-              <w:rPr>
-                <w:b w:val="0"/>
-                <w:i w:val="0"/>
-                <w:sz w:val="17"/>
-              </w:rPr>
-              <w:t>Attention ! Le montant (7500 Fcfa) dépensé ou reçu en cadeau pour les cartes prépayées, les transferts de crédit et les abonnements de  MACOUARA SARR est relativement élevé par rapport aux autres montants depansés observés dans cette zone.</w:t>
-            </w:r>
-          </w:p>
-        </w:tc>
-      </w:tr>
-      <w:tr>
-        <w:tc>
-          <w:tcPr>
-            <w:tcW w:type="dxa" w:w="964"/>
-          </w:tcPr>
-          <w:p>
-            <w:r>
-              <w:rPr>
-                <w:b/>
-                <w:i w:val="0"/>
-                <w:color w:val="EA580C"/>
-                <w:sz w:val="16"/>
-              </w:rPr>
-              <w:t>Moyenne</w:t>
-            </w:r>
-          </w:p>
-        </w:tc>
-        <w:tc>
-          <w:tcPr>
-            <w:tcW w:type="dxa" w:w="1247"/>
-          </w:tcPr>
-          <w:p>
-            <w:r>
-              <w:rPr>
-                <w:b/>
-                <w:i w:val="0"/>
-                <w:sz w:val="16"/>
-              </w:rPr>
-              <w:t>S01</w:t>
-              <w:br/>
-            </w:r>
-            <w:r>
-              <w:rPr>
-                <w:b w:val="0"/>
-                <w:i w:val="0"/>
-                <w:color w:val="64748B"/>
-                <w:sz w:val="14"/>
-              </w:rPr>
-              <w:t>Démographie</w:t>
-            </w:r>
-          </w:p>
-        </w:tc>
-        <w:tc>
-          <w:tcPr>
-            <w:tcW w:type="dxa" w:w="1531"/>
-          </w:tcPr>
-          <w:p>
-            <w:r>
-              <w:rPr>
-                <w:b/>
-                <w:i w:val="0"/>
-                <w:color w:val="16A34A"/>
-                <w:sz w:val="16"/>
-              </w:rPr>
-              <w:t>—</w:t>
-            </w:r>
-          </w:p>
-        </w:tc>
-        <w:tc>
-          <w:tcPr>
-            <w:tcW w:type="dxa" w:w="1191"/>
-          </w:tcPr>
-          <w:p>
-            <w:r>
-              <w:rPr>
-                <w:b w:val="0"/>
-                <w:i w:val="0"/>
-                <w:color w:val="64748B"/>
-                <w:sz w:val="16"/>
-              </w:rPr>
-              <w:t>GT-CQ</w:t>
-            </w:r>
-          </w:p>
-        </w:tc>
-        <w:tc>
-          <w:tcPr>
-            <w:tcW w:type="dxa" w:w="4706"/>
-          </w:tcPr>
-          <w:p>
-            <w:r>
-              <w:rPr>
-                <w:b w:val="0"/>
-                <w:i w:val="0"/>
-                <w:sz w:val="17"/>
-              </w:rPr>
-              <w:t>Prière de corriger ou de confirmer avec le QG.</w:t>
-            </w:r>
-          </w:p>
-        </w:tc>
-      </w:tr>
-      <w:tr>
-        <w:tc>
-          <w:tcPr>
-            <w:tcW w:type="dxa" w:w="964"/>
-          </w:tcPr>
-          <w:p>
-            <w:r>
-              <w:rPr>
-                <w:b/>
-                <w:i w:val="0"/>
-                <w:color w:val="EA580C"/>
-                <w:sz w:val="16"/>
-              </w:rPr>
-              <w:t>Moyenne</w:t>
-            </w:r>
-          </w:p>
-        </w:tc>
-        <w:tc>
-          <w:tcPr>
-            <w:tcW w:type="dxa" w:w="1247"/>
-          </w:tcPr>
-          <w:p>
-            <w:r>
-              <w:rPr>
-                <w:b/>
-                <w:i w:val="0"/>
-                <w:sz w:val="16"/>
-              </w:rPr>
-              <w:t>S01</w:t>
-              <w:br/>
-            </w:r>
-            <w:r>
-              <w:rPr>
-                <w:b w:val="0"/>
-                <w:i w:val="0"/>
-                <w:color w:val="64748B"/>
-                <w:sz w:val="14"/>
-              </w:rPr>
-              <w:t>Démographie</w:t>
-            </w:r>
-          </w:p>
-        </w:tc>
-        <w:tc>
-          <w:tcPr>
-            <w:tcW w:type="dxa" w:w="1531"/>
-          </w:tcPr>
-          <w:p>
-            <w:r>
-              <w:rPr>
-                <w:b/>
-                <w:i w:val="0"/>
-                <w:color w:val="16A34A"/>
-                <w:sz w:val="16"/>
-              </w:rPr>
-              <w:t>s01q41a, s01q00b</w:t>
-            </w:r>
-          </w:p>
-        </w:tc>
-        <w:tc>
-          <w:tcPr>
-            <w:tcW w:type="dxa" w:w="1191"/>
-          </w:tcPr>
-          <w:p>
-            <w:r>
-              <w:rPr>
-                <w:b w:val="0"/>
-                <w:i w:val="0"/>
-                <w:color w:val="64748B"/>
-                <w:sz w:val="16"/>
-              </w:rPr>
-              <w:t>GT-CQ</w:t>
-            </w:r>
-          </w:p>
-        </w:tc>
-        <w:tc>
-          <w:tcPr>
-            <w:tcW w:type="dxa" w:w="4706"/>
-          </w:tcPr>
-          <w:p>
-            <w:r>
-              <w:rPr>
-                <w:b w:val="0"/>
-                <w:i w:val="0"/>
-                <w:sz w:val="17"/>
-              </w:rPr>
-              <w:t>Attention ! Le montant (7500 Fcfa) dépensé ou reçu en cadeau pour les recharges internet ou de forfaits de données mobiles(hors appels vocaux), aucours des 30 derniers jours de  MACOUARA SARR est relativement élevé par rapport aux autres montants depansés observés dans cette zone.</w:t>
-            </w:r>
-          </w:p>
-        </w:tc>
-      </w:tr>
-      <w:tr>
-        <w:tc>
-          <w:tcPr>
-            <w:tcW w:type="dxa" w:w="964"/>
-          </w:tcPr>
-          <w:p>
-            <w:r>
-              <w:rPr>
-                <w:b/>
-                <w:i w:val="0"/>
-                <w:color w:val="EA580C"/>
-                <w:sz w:val="16"/>
-              </w:rPr>
-              <w:t>Moyenne</w:t>
-            </w:r>
-          </w:p>
-        </w:tc>
-        <w:tc>
-          <w:tcPr>
-            <w:tcW w:type="dxa" w:w="1247"/>
-          </w:tcPr>
-          <w:p>
-            <w:r>
-              <w:rPr>
-                <w:b/>
-                <w:i w:val="0"/>
-                <w:sz w:val="16"/>
-              </w:rPr>
-              <w:t>S01</w:t>
-              <w:br/>
-            </w:r>
-            <w:r>
-              <w:rPr>
-                <w:b w:val="0"/>
-                <w:i w:val="0"/>
-                <w:color w:val="64748B"/>
-                <w:sz w:val="14"/>
-              </w:rPr>
-              <w:t>Démographie</w:t>
-            </w:r>
-          </w:p>
-        </w:tc>
-        <w:tc>
-          <w:tcPr>
-            <w:tcW w:type="dxa" w:w="1531"/>
-          </w:tcPr>
-          <w:p>
-            <w:r>
-              <w:rPr>
-                <w:b/>
-                <w:i w:val="0"/>
-                <w:color w:val="16A34A"/>
-                <w:sz w:val="16"/>
-              </w:rPr>
-              <w:t>s01q10_1</w:t>
-            </w:r>
-          </w:p>
-        </w:tc>
-        <w:tc>
-          <w:tcPr>
-            <w:tcW w:type="dxa" w:w="1191"/>
-          </w:tcPr>
-          <w:p>
-            <w:r>
-              <w:rPr>
-                <w:b w:val="0"/>
-                <w:i w:val="0"/>
-                <w:color w:val="64748B"/>
-                <w:sz w:val="16"/>
-              </w:rPr>
-              <w:t>GT-CQ</w:t>
-            </w:r>
-          </w:p>
-        </w:tc>
-        <w:tc>
-          <w:tcPr>
-            <w:tcW w:type="dxa" w:w="4706"/>
-          </w:tcPr>
-          <w:p>
-            <w:r>
-              <w:rPr>
-                <w:b w:val="0"/>
-                <w:i w:val="0"/>
-                <w:sz w:val="17"/>
-              </w:rPr>
-              <w:t>La taille du ménage lors de l'enquête principale (7) de ce ménage est inférieur à la taille du denombrement (9), prière de fournir des explications concrètes ou aller revisiter le ménage.</w:t>
-            </w:r>
-          </w:p>
-        </w:tc>
-      </w:tr>
-      <w:tr>
-        <w:tc>
-          <w:tcPr>
-            <w:tcW w:type="dxa" w:w="964"/>
-          </w:tcPr>
-          <w:p>
-            <w:r>
-              <w:rPr>
-                <w:b/>
-                <w:i w:val="0"/>
-                <w:color w:val="EA580C"/>
-                <w:sz w:val="16"/>
-              </w:rPr>
-              <w:t>Moyenne</w:t>
-            </w:r>
-          </w:p>
-        </w:tc>
-        <w:tc>
-          <w:tcPr>
-            <w:tcW w:type="dxa" w:w="1247"/>
-          </w:tcPr>
-          <w:p>
-            <w:r>
-              <w:rPr>
-                <w:b/>
-                <w:i w:val="0"/>
-                <w:sz w:val="16"/>
-              </w:rPr>
-              <w:t>S02</w:t>
-              <w:br/>
-            </w:r>
-            <w:r>
-              <w:rPr>
-                <w:b w:val="0"/>
-                <w:i w:val="0"/>
-                <w:color w:val="64748B"/>
-                <w:sz w:val="14"/>
-              </w:rPr>
-              <w:t>Éducation</w:t>
-            </w:r>
-          </w:p>
-        </w:tc>
-        <w:tc>
-          <w:tcPr>
-            <w:tcW w:type="dxa" w:w="1531"/>
-          </w:tcPr>
-          <w:p>
-            <w:r>
-              <w:rPr>
-                <w:b/>
-                <w:i w:val="0"/>
-                <w:color w:val="16A34A"/>
-                <w:sz w:val="16"/>
-              </w:rPr>
-              <w:t>—</w:t>
-            </w:r>
-          </w:p>
-        </w:tc>
-        <w:tc>
-          <w:tcPr>
-            <w:tcW w:type="dxa" w:w="1191"/>
-          </w:tcPr>
-          <w:p>
-            <w:r>
-              <w:rPr>
-                <w:b w:val="0"/>
-                <w:i w:val="0"/>
-                <w:color w:val="64748B"/>
-                <w:sz w:val="16"/>
-              </w:rPr>
-              <w:t>GT-CQ</w:t>
-            </w:r>
-          </w:p>
-        </w:tc>
-        <w:tc>
-          <w:tcPr>
-            <w:tcW w:type="dxa" w:w="4706"/>
-          </w:tcPr>
-          <w:p>
-            <w:r>
-              <w:rPr>
-                <w:b w:val="0"/>
-                <w:i w:val="0"/>
-                <w:sz w:val="17"/>
-              </w:rPr>
-              <w:t>Attention!!! le montant payé pour les frais de scolarité ( 15000 FCFA) de Jacques  Bakary SARR  qui fréquente 5ème année de Primaire semble faible.</w:t>
-            </w:r>
-          </w:p>
-        </w:tc>
-      </w:tr>
-      <w:tr>
-        <w:tc>
-          <w:tcPr>
-            <w:tcW w:type="dxa" w:w="964"/>
-          </w:tcPr>
-          <w:p>
-            <w:r>
-              <w:rPr>
-                <w:b/>
-                <w:i w:val="0"/>
-                <w:color w:val="EA580C"/>
-                <w:sz w:val="16"/>
-              </w:rPr>
-              <w:t>Moyenne</w:t>
-            </w:r>
-          </w:p>
-        </w:tc>
-        <w:tc>
-          <w:tcPr>
-            <w:tcW w:type="dxa" w:w="1247"/>
-          </w:tcPr>
-          <w:p>
-            <w:r>
-              <w:rPr>
-                <w:b/>
-                <w:i w:val="0"/>
-                <w:sz w:val="16"/>
-              </w:rPr>
-              <w:t>S02</w:t>
-              <w:br/>
-            </w:r>
-            <w:r>
-              <w:rPr>
-                <w:b w:val="0"/>
-                <w:i w:val="0"/>
-                <w:color w:val="64748B"/>
-                <w:sz w:val="14"/>
-              </w:rPr>
-              <w:t>Éducation</w:t>
-            </w:r>
-          </w:p>
-        </w:tc>
-        <w:tc>
-          <w:tcPr>
-            <w:tcW w:type="dxa" w:w="1531"/>
-          </w:tcPr>
-          <w:p>
-            <w:r>
-              <w:rPr>
-                <w:b/>
-                <w:i w:val="0"/>
-                <w:color w:val="16A34A"/>
-                <w:sz w:val="16"/>
-              </w:rPr>
-              <w:t>—</w:t>
-            </w:r>
-          </w:p>
-        </w:tc>
-        <w:tc>
-          <w:tcPr>
-            <w:tcW w:type="dxa" w:w="1191"/>
-          </w:tcPr>
-          <w:p>
-            <w:r>
-              <w:rPr>
-                <w:b w:val="0"/>
-                <w:i w:val="0"/>
-                <w:color w:val="64748B"/>
-                <w:sz w:val="16"/>
-              </w:rPr>
-              <w:t>GT-CQ</w:t>
-            </w:r>
-          </w:p>
-        </w:tc>
-        <w:tc>
-          <w:tcPr>
-            <w:tcW w:type="dxa" w:w="4706"/>
-          </w:tcPr>
-          <w:p>
-            <w:r>
-              <w:rPr>
-                <w:b w:val="0"/>
-                <w:i w:val="0"/>
-                <w:sz w:val="17"/>
-              </w:rPr>
-              <w:t>Veuillez verifier cette information auprès de l'enquêté ou confirmer avec le QG.</w:t>
-            </w:r>
-          </w:p>
-        </w:tc>
-      </w:tr>
-      <w:tr>
-        <w:tc>
-          <w:tcPr>
-            <w:tcW w:type="dxa" w:w="964"/>
-          </w:tcPr>
-          <w:p>
-            <w:r>
-              <w:rPr>
-                <w:b/>
-                <w:i w:val="0"/>
-                <w:color w:val="EA580C"/>
-                <w:sz w:val="16"/>
-              </w:rPr>
-              <w:t>Moyenne</w:t>
-            </w:r>
-          </w:p>
-        </w:tc>
-        <w:tc>
-          <w:tcPr>
-            <w:tcW w:type="dxa" w:w="1247"/>
-          </w:tcPr>
-          <w:p>
-            <w:r>
-              <w:rPr>
-                <w:b/>
-                <w:i w:val="0"/>
-                <w:sz w:val="16"/>
-              </w:rPr>
-              <w:t>S02</w:t>
-              <w:br/>
-            </w:r>
-            <w:r>
-              <w:rPr>
-                <w:b w:val="0"/>
-                <w:i w:val="0"/>
-                <w:color w:val="64748B"/>
-                <w:sz w:val="14"/>
-              </w:rPr>
-              <w:t>Éducation</w:t>
-            </w:r>
-          </w:p>
-        </w:tc>
-        <w:tc>
-          <w:tcPr>
-            <w:tcW w:type="dxa" w:w="1531"/>
-          </w:tcPr>
-          <w:p>
-            <w:r>
-              <w:rPr>
-                <w:b/>
-                <w:i w:val="0"/>
-                <w:color w:val="16A34A"/>
-                <w:sz w:val="16"/>
-              </w:rPr>
-              <w:t>—</w:t>
-            </w:r>
-          </w:p>
-        </w:tc>
-        <w:tc>
-          <w:tcPr>
-            <w:tcW w:type="dxa" w:w="1191"/>
-          </w:tcPr>
-          <w:p>
-            <w:r>
-              <w:rPr>
-                <w:b w:val="0"/>
-                <w:i w:val="0"/>
-                <w:color w:val="64748B"/>
-                <w:sz w:val="16"/>
-              </w:rPr>
-              <w:t>GT-CQ</w:t>
-            </w:r>
-          </w:p>
-        </w:tc>
-        <w:tc>
-          <w:tcPr>
-            <w:tcW w:type="dxa" w:w="4706"/>
-          </w:tcPr>
-          <w:p>
-            <w:r>
-              <w:rPr>
-                <w:b w:val="0"/>
-                <w:i w:val="0"/>
-                <w:sz w:val="17"/>
-              </w:rPr>
-              <w:t>veuillez, s'il vous plait, confirmer la cotisation ( 2500 FCFA) payée de Jacques  Bakary SARR avec le QG ou apporter les corrections nécessaires.</w:t>
-            </w:r>
-          </w:p>
-        </w:tc>
-      </w:tr>
-      <w:tr>
-        <w:tc>
-          <w:tcPr>
-            <w:tcW w:type="dxa" w:w="964"/>
-          </w:tcPr>
-          <w:p>
-            <w:r>
-              <w:rPr>
-                <w:b/>
-                <w:i w:val="0"/>
-                <w:color w:val="EA580C"/>
-                <w:sz w:val="16"/>
-              </w:rPr>
-              <w:t>Moyenne</w:t>
-            </w:r>
-          </w:p>
-        </w:tc>
-        <w:tc>
-          <w:tcPr>
-            <w:tcW w:type="dxa" w:w="1247"/>
-          </w:tcPr>
-          <w:p>
-            <w:r>
-              <w:rPr>
-                <w:b/>
-                <w:i w:val="0"/>
-                <w:sz w:val="16"/>
-              </w:rPr>
-              <w:t>S02</w:t>
-              <w:br/>
-            </w:r>
-            <w:r>
-              <w:rPr>
-                <w:b w:val="0"/>
-                <w:i w:val="0"/>
-                <w:color w:val="64748B"/>
-                <w:sz w:val="14"/>
-              </w:rPr>
-              <w:t>Éducation</w:t>
-            </w:r>
-          </w:p>
-        </w:tc>
-        <w:tc>
-          <w:tcPr>
-            <w:tcW w:type="dxa" w:w="1531"/>
-          </w:tcPr>
-          <w:p>
-            <w:r>
-              <w:rPr>
-                <w:b/>
-                <w:i w:val="0"/>
-                <w:color w:val="16A34A"/>
-                <w:sz w:val="16"/>
-              </w:rPr>
-              <w:t>—</w:t>
-            </w:r>
-          </w:p>
-        </w:tc>
-        <w:tc>
-          <w:tcPr>
-            <w:tcW w:type="dxa" w:w="1191"/>
-          </w:tcPr>
-          <w:p>
-            <w:r>
-              <w:rPr>
-                <w:b w:val="0"/>
-                <w:i w:val="0"/>
-                <w:color w:val="64748B"/>
-                <w:sz w:val="16"/>
-              </w:rPr>
-              <w:t>GT-CQ</w:t>
-            </w:r>
-          </w:p>
-        </w:tc>
-        <w:tc>
-          <w:tcPr>
-            <w:tcW w:type="dxa" w:w="4706"/>
-          </w:tcPr>
-          <w:p>
-            <w:r>
-              <w:rPr>
-                <w:b w:val="0"/>
-                <w:i w:val="0"/>
-                <w:sz w:val="17"/>
-              </w:rPr>
               <w:t>Attention!!! le montant payé pour les frais de scolarité ( 9500 FCFA) de pierre Denis SARR  qui fréquente 2ème année de Maternelle semble faible.</w:t>
-            </w:r>
-          </w:p>
-        </w:tc>
-      </w:tr>
-      <w:tr>
-        <w:tc>
-          <w:tcPr>
-            <w:tcW w:type="dxa" w:w="964"/>
-          </w:tcPr>
-          <w:p>
-            <w:r>
-              <w:rPr>
-                <w:b/>
-                <w:i w:val="0"/>
-                <w:color w:val="EA580C"/>
-                <w:sz w:val="16"/>
-              </w:rPr>
-              <w:t>Moyenne</w:t>
-            </w:r>
-          </w:p>
-        </w:tc>
-        <w:tc>
-          <w:tcPr>
-            <w:tcW w:type="dxa" w:w="1247"/>
-          </w:tcPr>
-          <w:p>
-            <w:r>
-              <w:rPr>
-                <w:b/>
-                <w:i w:val="0"/>
-                <w:sz w:val="16"/>
-              </w:rPr>
-              <w:t>S02</w:t>
-              <w:br/>
-            </w:r>
-            <w:r>
-              <w:rPr>
-                <w:b w:val="0"/>
-                <w:i w:val="0"/>
-                <w:color w:val="64748B"/>
-                <w:sz w:val="14"/>
-              </w:rPr>
-              <w:t>Éducation</w:t>
-            </w:r>
-          </w:p>
-        </w:tc>
-        <w:tc>
-          <w:tcPr>
-            <w:tcW w:type="dxa" w:w="1531"/>
-          </w:tcPr>
-          <w:p>
-            <w:r>
-              <w:rPr>
-                <w:b/>
-                <w:i w:val="0"/>
-                <w:color w:val="16A34A"/>
-                <w:sz w:val="16"/>
-              </w:rPr>
-              <w:t>—</w:t>
-            </w:r>
-          </w:p>
-        </w:tc>
-        <w:tc>
-          <w:tcPr>
-            <w:tcW w:type="dxa" w:w="1191"/>
-          </w:tcPr>
-          <w:p>
-            <w:r>
-              <w:rPr>
-                <w:b w:val="0"/>
-                <w:i w:val="0"/>
-                <w:color w:val="64748B"/>
-                <w:sz w:val="16"/>
-              </w:rPr>
-              <w:t>GT-CQ</w:t>
-            </w:r>
-          </w:p>
-        </w:tc>
-        <w:tc>
-          <w:tcPr>
-            <w:tcW w:type="dxa" w:w="4706"/>
-          </w:tcPr>
-          <w:p>
-            <w:r>
-              <w:rPr>
-                <w:b w:val="0"/>
-                <w:i w:val="0"/>
-                <w:sz w:val="17"/>
-              </w:rPr>
-              <w:t>veuillez, s'il vous plait, confirmer la cotisation ( 2500 FCFA) payée de pierre Denis SARR avec le QG ou apporter les corrections nécessaires.</w:t>
-            </w:r>
-          </w:p>
-        </w:tc>
-      </w:tr>
-      <w:tr>
-        <w:tc>
-          <w:tcPr>
-            <w:tcW w:type="dxa" w:w="964"/>
-          </w:tcPr>
-          <w:p>
-            <w:r>
-              <w:rPr>
-                <w:b/>
-                <w:i w:val="0"/>
-                <w:color w:val="EA580C"/>
-                <w:sz w:val="16"/>
-              </w:rPr>
-              <w:t>Moyenne</w:t>
-            </w:r>
-          </w:p>
-        </w:tc>
-        <w:tc>
-          <w:tcPr>
-            <w:tcW w:type="dxa" w:w="1247"/>
-          </w:tcPr>
-          <w:p>
-            <w:r>
-              <w:rPr>
-                <w:b/>
-                <w:i w:val="0"/>
-                <w:sz w:val="16"/>
-              </w:rPr>
-              <w:t>S02</w:t>
-              <w:br/>
-            </w:r>
-            <w:r>
-              <w:rPr>
-                <w:b w:val="0"/>
-                <w:i w:val="0"/>
-                <w:color w:val="64748B"/>
-                <w:sz w:val="14"/>
-              </w:rPr>
-              <w:t>Éducation</w:t>
-            </w:r>
-          </w:p>
-        </w:tc>
-        <w:tc>
-          <w:tcPr>
-            <w:tcW w:type="dxa" w:w="1531"/>
-          </w:tcPr>
-          <w:p>
-            <w:r>
-              <w:rPr>
-                <w:b/>
-                <w:i w:val="0"/>
-                <w:color w:val="16A34A"/>
-                <w:sz w:val="16"/>
-              </w:rPr>
-              <w:t>—</w:t>
-            </w:r>
-          </w:p>
-        </w:tc>
-        <w:tc>
-          <w:tcPr>
-            <w:tcW w:type="dxa" w:w="1191"/>
-          </w:tcPr>
-          <w:p>
-            <w:r>
-              <w:rPr>
-                <w:b w:val="0"/>
-                <w:i w:val="0"/>
-                <w:color w:val="64748B"/>
-                <w:sz w:val="16"/>
-              </w:rPr>
-              <w:t>GT-CQ</w:t>
-            </w:r>
-          </w:p>
-        </w:tc>
-        <w:tc>
-          <w:tcPr>
-            <w:tcW w:type="dxa" w:w="4706"/>
-          </w:tcPr>
-          <w:p>
-            <w:r>
-              <w:rPr>
-                <w:b w:val="0"/>
-                <w:i w:val="0"/>
-                <w:sz w:val="17"/>
-              </w:rPr>
-              <w:t>veuillez, s'il vous plait, confirmer les frais de scolarité ( 5000 FCFA) payée de HAISSYL JEAN CHARLES SEMOU avec le QG ou apporter les corrections nécessaires.</w:t>
-            </w:r>
-          </w:p>
-        </w:tc>
-      </w:tr>
-      <w:tr>
-        <w:tc>
-          <w:tcPr>
-            <w:tcW w:type="dxa" w:w="964"/>
-          </w:tcPr>
-          <w:p>
-            <w:r>
-              <w:rPr>
-                <w:b/>
-                <w:i w:val="0"/>
-                <w:color w:val="EA580C"/>
-                <w:sz w:val="16"/>
-              </w:rPr>
-              <w:t>Moyenne</w:t>
-            </w:r>
-          </w:p>
-        </w:tc>
-        <w:tc>
-          <w:tcPr>
-            <w:tcW w:type="dxa" w:w="1247"/>
-          </w:tcPr>
-          <w:p>
-            <w:r>
-              <w:rPr>
-                <w:b/>
-                <w:i w:val="0"/>
-                <w:sz w:val="16"/>
-              </w:rPr>
-              <w:t>S02</w:t>
-              <w:br/>
-            </w:r>
-            <w:r>
-              <w:rPr>
-                <w:b w:val="0"/>
-                <w:i w:val="0"/>
-                <w:color w:val="64748B"/>
-                <w:sz w:val="14"/>
-              </w:rPr>
-              <w:t>Éducation</w:t>
-            </w:r>
-          </w:p>
-        </w:tc>
-        <w:tc>
-          <w:tcPr>
-            <w:tcW w:type="dxa" w:w="1531"/>
-          </w:tcPr>
-          <w:p>
-            <w:r>
-              <w:rPr>
-                <w:b/>
-                <w:i w:val="0"/>
-                <w:color w:val="16A34A"/>
-                <w:sz w:val="16"/>
-              </w:rPr>
-              <w:t>—</w:t>
-            </w:r>
-          </w:p>
-        </w:tc>
-        <w:tc>
-          <w:tcPr>
-            <w:tcW w:type="dxa" w:w="1191"/>
-          </w:tcPr>
-          <w:p>
-            <w:r>
-              <w:rPr>
-                <w:b w:val="0"/>
-                <w:i w:val="0"/>
-                <w:color w:val="64748B"/>
-                <w:sz w:val="16"/>
-              </w:rPr>
-              <w:t>GT-CQ</w:t>
-            </w:r>
-          </w:p>
-        </w:tc>
-        <w:tc>
-          <w:tcPr>
-            <w:tcW w:type="dxa" w:w="4706"/>
-          </w:tcPr>
-          <w:p>
-            <w:r>
-              <w:rPr>
-                <w:b w:val="0"/>
-                <w:i w:val="0"/>
-                <w:sz w:val="17"/>
-              </w:rPr>
-              <w:t>veuillez, s'il vous plait, confirmer les frais de scolarité ( 7000 FCFA) payée de EVELYNE YOLANDE COLY avec le QG ou apporter les corrections nécessaires.</w:t>
             </w:r>
           </w:p>
         </w:tc>
